--- a/숙제6/2022184031_임수영_숙제6.docx
+++ b/숙제6/2022184031_임수영_숙제6.docx
@@ -317,7 +317,7 @@
             <w:pPr>
               <w:jc w:val="center"/>
               <w:rPr>
-                <w:rFonts w:ascii="HY견고딕" w:eastAsia="HY견고딕"/>
+                <w:rFonts w:ascii="HY견고딕" w:eastAsia="HY견고딕" w:hint="eastAsia"/>
                 <w:sz w:val="28"/>
                 <w:szCs w:val="28"/>
               </w:rPr>
@@ -328,7 +328,7 @@
                 <w:sz w:val="28"/>
                 <w:szCs w:val="28"/>
               </w:rPr>
-              <w:t>성긴 동기화</w:t>
+              <w:t>시야처리를 적용했을 때</w:t>
             </w:r>
           </w:p>
         </w:tc>
@@ -734,7 +734,7 @@
                 <w:sz w:val="28"/>
                 <w:szCs w:val="28"/>
               </w:rPr>
-              <w:t>세밀한 동기화</w:t>
+              <w:t>시야처리를 적용하지 않았을 때</w:t>
             </w:r>
           </w:p>
         </w:tc>
@@ -1095,1210 +1095,6 @@
                 <w:szCs w:val="32"/>
               </w:rPr>
               <w:t xml:space="preserve">29370 </w:t>
-            </w:r>
-            <w:r>
-              <w:rPr>
-                <w:rFonts w:ascii="HY견고딕" w:eastAsia="HY견고딕"/>
-                <w:sz w:val="32"/>
-                <w:szCs w:val="32"/>
-              </w:rPr>
-              <w:t>seconds</w:t>
-            </w:r>
-          </w:p>
-        </w:tc>
-      </w:tr>
-      <w:tr>
-        <w:trPr>
-          <w:trHeight w:val="150"/>
-        </w:trPr>
-        <w:tc>
-          <w:tcPr>
-            <w:tcW w:w="3782" w:type="dxa"/>
-            <w:vMerge w:val="restart"/>
-            <w:shd w:val="clear" w:color="auto" w:fill="CCECFF"/>
-          </w:tcPr>
-          <w:p>
-            <w:pPr>
-              <w:jc w:val="center"/>
-              <w:rPr>
-                <w:rFonts w:ascii="HY견고딕" w:eastAsia="HY견고딕"/>
-                <w:sz w:val="28"/>
-                <w:szCs w:val="28"/>
-              </w:rPr>
-            </w:pPr>
-            <w:r>
-              <w:rPr>
-                <w:rFonts w:ascii="HY견고딕" w:eastAsia="HY견고딕" w:hint="eastAsia"/>
-                <w:sz w:val="28"/>
-                <w:szCs w:val="28"/>
-              </w:rPr>
-              <w:t>낙천적 동기화</w:t>
-            </w:r>
-          </w:p>
-        </w:tc>
-        <w:tc>
-          <w:tcPr>
-            <w:tcW w:w="2450" w:type="dxa"/>
-            <w:shd w:val="clear" w:color="auto" w:fill="CCECFF"/>
-          </w:tcPr>
-          <w:p>
-            <w:pPr>
-              <w:jc w:val="center"/>
-              <w:rPr>
-                <w:rFonts w:ascii="HY견고딕" w:eastAsia="HY견고딕"/>
-                <w:sz w:val="32"/>
-                <w:szCs w:val="32"/>
-              </w:rPr>
-            </w:pPr>
-            <w:r>
-              <w:rPr>
-                <w:rFonts w:ascii="HY견고딕" w:eastAsia="HY견고딕" w:hint="eastAsia"/>
-                <w:sz w:val="32"/>
-                <w:szCs w:val="32"/>
-              </w:rPr>
-              <w:t>1</w:t>
-            </w:r>
-          </w:p>
-        </w:tc>
-        <w:tc>
-          <w:tcPr>
-            <w:tcW w:w="4253" w:type="dxa"/>
-            <w:shd w:val="clear" w:color="auto" w:fill="CCECFF"/>
-          </w:tcPr>
-          <w:p>
-            <w:pPr>
-              <w:jc w:val="center"/>
-              <w:rPr>
-                <w:rFonts w:ascii="HY견고딕" w:eastAsia="HY견고딕"/>
-                <w:sz w:val="32"/>
-                <w:szCs w:val="32"/>
-              </w:rPr>
-            </w:pPr>
-            <w:r>
-              <w:rPr>
-                <w:rFonts w:ascii="HY견고딕" w:eastAsia="HY견고딕" w:hint="eastAsia"/>
-                <w:sz w:val="32"/>
-                <w:szCs w:val="32"/>
-              </w:rPr>
-              <w:t xml:space="preserve">3204 </w:t>
-            </w:r>
-            <w:r>
-              <w:rPr>
-                <w:rFonts w:ascii="HY견고딕" w:eastAsia="HY견고딕"/>
-                <w:sz w:val="32"/>
-                <w:szCs w:val="32"/>
-              </w:rPr>
-              <w:t>seconds</w:t>
-            </w:r>
-          </w:p>
-        </w:tc>
-      </w:tr>
-      <w:tr>
-        <w:trPr>
-          <w:trHeight w:val="150"/>
-        </w:trPr>
-        <w:tc>
-          <w:tcPr>
-            <w:tcW w:w="3782" w:type="dxa"/>
-            <w:vMerge/>
-            <w:shd w:val="clear" w:color="auto" w:fill="CCECFF"/>
-          </w:tcPr>
-          <w:p>
-            <w:pPr>
-              <w:jc w:val="center"/>
-              <w:rPr>
-                <w:rFonts w:ascii="HY견고딕" w:eastAsia="HY견고딕"/>
-                <w:sz w:val="28"/>
-                <w:szCs w:val="28"/>
-              </w:rPr>
-            </w:pPr>
-          </w:p>
-        </w:tc>
-        <w:tc>
-          <w:tcPr>
-            <w:tcW w:w="2450" w:type="dxa"/>
-            <w:shd w:val="clear" w:color="auto" w:fill="CCECFF"/>
-          </w:tcPr>
-          <w:p>
-            <w:pPr>
-              <w:jc w:val="center"/>
-              <w:rPr>
-                <w:rFonts w:ascii="HY견고딕" w:eastAsia="HY견고딕"/>
-                <w:sz w:val="32"/>
-                <w:szCs w:val="32"/>
-              </w:rPr>
-            </w:pPr>
-            <w:r>
-              <w:rPr>
-                <w:rFonts w:ascii="HY견고딕" w:eastAsia="HY견고딕" w:hint="eastAsia"/>
-                <w:sz w:val="32"/>
-                <w:szCs w:val="32"/>
-              </w:rPr>
-              <w:t>2</w:t>
-            </w:r>
-          </w:p>
-        </w:tc>
-        <w:tc>
-          <w:tcPr>
-            <w:tcW w:w="4253" w:type="dxa"/>
-            <w:shd w:val="clear" w:color="auto" w:fill="CCECFF"/>
-          </w:tcPr>
-          <w:p>
-            <w:pPr>
-              <w:jc w:val="center"/>
-              <w:rPr>
-                <w:rFonts w:ascii="HY견고딕" w:eastAsia="HY견고딕"/>
-                <w:sz w:val="32"/>
-                <w:szCs w:val="32"/>
-              </w:rPr>
-            </w:pPr>
-            <w:r>
-              <w:rPr>
-                <w:rFonts w:ascii="HY견고딕" w:eastAsia="HY견고딕" w:hint="eastAsia"/>
-                <w:sz w:val="32"/>
-                <w:szCs w:val="32"/>
-              </w:rPr>
-              <w:t xml:space="preserve">2380 </w:t>
-            </w:r>
-            <w:r>
-              <w:rPr>
-                <w:rFonts w:ascii="HY견고딕" w:eastAsia="HY견고딕"/>
-                <w:sz w:val="32"/>
-                <w:szCs w:val="32"/>
-              </w:rPr>
-              <w:t>seconds</w:t>
-            </w:r>
-          </w:p>
-        </w:tc>
-      </w:tr>
-      <w:tr>
-        <w:trPr>
-          <w:trHeight w:val="150"/>
-        </w:trPr>
-        <w:tc>
-          <w:tcPr>
-            <w:tcW w:w="3782" w:type="dxa"/>
-            <w:vMerge/>
-            <w:shd w:val="clear" w:color="auto" w:fill="CCECFF"/>
-          </w:tcPr>
-          <w:p>
-            <w:pPr>
-              <w:jc w:val="center"/>
-              <w:rPr>
-                <w:rFonts w:ascii="HY견고딕" w:eastAsia="HY견고딕"/>
-                <w:sz w:val="28"/>
-                <w:szCs w:val="28"/>
-              </w:rPr>
-            </w:pPr>
-          </w:p>
-        </w:tc>
-        <w:tc>
-          <w:tcPr>
-            <w:tcW w:w="2450" w:type="dxa"/>
-            <w:shd w:val="clear" w:color="auto" w:fill="CCECFF"/>
-          </w:tcPr>
-          <w:p>
-            <w:pPr>
-              <w:jc w:val="center"/>
-              <w:rPr>
-                <w:rFonts w:ascii="HY견고딕" w:eastAsia="HY견고딕"/>
-                <w:sz w:val="32"/>
-                <w:szCs w:val="32"/>
-              </w:rPr>
-            </w:pPr>
-            <w:r>
-              <w:rPr>
-                <w:rFonts w:ascii="HY견고딕" w:eastAsia="HY견고딕" w:hint="eastAsia"/>
-                <w:sz w:val="32"/>
-                <w:szCs w:val="32"/>
-              </w:rPr>
-              <w:t>4</w:t>
-            </w:r>
-          </w:p>
-        </w:tc>
-        <w:tc>
-          <w:tcPr>
-            <w:tcW w:w="4253" w:type="dxa"/>
-            <w:shd w:val="clear" w:color="auto" w:fill="CCECFF"/>
-          </w:tcPr>
-          <w:p>
-            <w:pPr>
-              <w:jc w:val="center"/>
-              <w:rPr>
-                <w:rFonts w:ascii="HY견고딕" w:eastAsia="HY견고딕"/>
-                <w:sz w:val="32"/>
-                <w:szCs w:val="32"/>
-              </w:rPr>
-            </w:pPr>
-            <w:r>
-              <w:rPr>
-                <w:rFonts w:ascii="HY견고딕" w:eastAsia="HY견고딕" w:hint="eastAsia"/>
-                <w:sz w:val="32"/>
-                <w:szCs w:val="32"/>
-              </w:rPr>
-              <w:t xml:space="preserve">1843 </w:t>
-            </w:r>
-            <w:r>
-              <w:rPr>
-                <w:rFonts w:ascii="HY견고딕" w:eastAsia="HY견고딕"/>
-                <w:sz w:val="32"/>
-                <w:szCs w:val="32"/>
-              </w:rPr>
-              <w:t>seconds</w:t>
-            </w:r>
-          </w:p>
-        </w:tc>
-      </w:tr>
-      <w:tr>
-        <w:trPr>
-          <w:trHeight w:val="150"/>
-        </w:trPr>
-        <w:tc>
-          <w:tcPr>
-            <w:tcW w:w="3782" w:type="dxa"/>
-            <w:vMerge/>
-            <w:shd w:val="clear" w:color="auto" w:fill="CCECFF"/>
-          </w:tcPr>
-          <w:p>
-            <w:pPr>
-              <w:jc w:val="center"/>
-              <w:rPr>
-                <w:rFonts w:ascii="HY견고딕" w:eastAsia="HY견고딕"/>
-                <w:sz w:val="28"/>
-                <w:szCs w:val="28"/>
-              </w:rPr>
-            </w:pPr>
-          </w:p>
-        </w:tc>
-        <w:tc>
-          <w:tcPr>
-            <w:tcW w:w="2450" w:type="dxa"/>
-            <w:shd w:val="clear" w:color="auto" w:fill="CCECFF"/>
-          </w:tcPr>
-          <w:p>
-            <w:pPr>
-              <w:jc w:val="center"/>
-              <w:rPr>
-                <w:rFonts w:ascii="HY견고딕" w:eastAsia="HY견고딕"/>
-                <w:sz w:val="32"/>
-                <w:szCs w:val="32"/>
-              </w:rPr>
-            </w:pPr>
-            <w:r>
-              <w:rPr>
-                <w:rFonts w:ascii="HY견고딕" w:eastAsia="HY견고딕" w:hint="eastAsia"/>
-                <w:sz w:val="32"/>
-                <w:szCs w:val="32"/>
-              </w:rPr>
-              <w:t>8</w:t>
-            </w:r>
-          </w:p>
-        </w:tc>
-        <w:tc>
-          <w:tcPr>
-            <w:tcW w:w="4253" w:type="dxa"/>
-            <w:shd w:val="clear" w:color="auto" w:fill="CCECFF"/>
-          </w:tcPr>
-          <w:p>
-            <w:pPr>
-              <w:jc w:val="center"/>
-              <w:rPr>
-                <w:rFonts w:ascii="HY견고딕" w:eastAsia="HY견고딕"/>
-                <w:sz w:val="32"/>
-                <w:szCs w:val="32"/>
-              </w:rPr>
-            </w:pPr>
-            <w:r>
-              <w:rPr>
-                <w:rFonts w:ascii="HY견고딕" w:eastAsia="HY견고딕" w:hint="eastAsia"/>
-                <w:sz w:val="32"/>
-                <w:szCs w:val="32"/>
-              </w:rPr>
-              <w:t xml:space="preserve">1124 </w:t>
-            </w:r>
-            <w:r>
-              <w:rPr>
-                <w:rFonts w:ascii="HY견고딕" w:eastAsia="HY견고딕"/>
-                <w:sz w:val="32"/>
-                <w:szCs w:val="32"/>
-              </w:rPr>
-              <w:t>seconds</w:t>
-            </w:r>
-          </w:p>
-        </w:tc>
-      </w:tr>
-      <w:tr>
-        <w:trPr>
-          <w:trHeight w:val="150"/>
-        </w:trPr>
-        <w:tc>
-          <w:tcPr>
-            <w:tcW w:w="3782" w:type="dxa"/>
-            <w:vMerge/>
-            <w:shd w:val="clear" w:color="auto" w:fill="CCECFF"/>
-          </w:tcPr>
-          <w:p>
-            <w:pPr>
-              <w:jc w:val="center"/>
-              <w:rPr>
-                <w:rFonts w:ascii="HY견고딕" w:eastAsia="HY견고딕"/>
-                <w:sz w:val="28"/>
-                <w:szCs w:val="28"/>
-              </w:rPr>
-            </w:pPr>
-          </w:p>
-        </w:tc>
-        <w:tc>
-          <w:tcPr>
-            <w:tcW w:w="2450" w:type="dxa"/>
-            <w:shd w:val="clear" w:color="auto" w:fill="CCECFF"/>
-          </w:tcPr>
-          <w:p>
-            <w:pPr>
-              <w:jc w:val="center"/>
-              <w:rPr>
-                <w:rFonts w:ascii="HY견고딕" w:eastAsia="HY견고딕"/>
-                <w:sz w:val="32"/>
-                <w:szCs w:val="32"/>
-              </w:rPr>
-            </w:pPr>
-            <w:r>
-              <w:rPr>
-                <w:rFonts w:ascii="HY견고딕" w:eastAsia="HY견고딕" w:hint="eastAsia"/>
-                <w:sz w:val="32"/>
-                <w:szCs w:val="32"/>
-              </w:rPr>
-              <w:t>16</w:t>
-            </w:r>
-          </w:p>
-        </w:tc>
-        <w:tc>
-          <w:tcPr>
-            <w:tcW w:w="4253" w:type="dxa"/>
-            <w:shd w:val="clear" w:color="auto" w:fill="CCECFF"/>
-          </w:tcPr>
-          <w:p>
-            <w:pPr>
-              <w:jc w:val="center"/>
-              <w:rPr>
-                <w:rFonts w:ascii="HY견고딕" w:eastAsia="HY견고딕"/>
-                <w:sz w:val="32"/>
-                <w:szCs w:val="32"/>
-              </w:rPr>
-            </w:pPr>
-            <w:r>
-              <w:rPr>
-                <w:rFonts w:ascii="HY견고딕" w:eastAsia="HY견고딕" w:hint="eastAsia"/>
-                <w:sz w:val="32"/>
-                <w:szCs w:val="32"/>
-              </w:rPr>
-              <w:t xml:space="preserve">732 </w:t>
-            </w:r>
-            <w:r>
-              <w:rPr>
-                <w:rFonts w:ascii="HY견고딕" w:eastAsia="HY견고딕"/>
-                <w:sz w:val="32"/>
-                <w:szCs w:val="32"/>
-              </w:rPr>
-              <w:t>seconds</w:t>
-            </w:r>
-          </w:p>
-        </w:tc>
-      </w:tr>
-      <w:tr>
-        <w:trPr>
-          <w:trHeight w:val="150"/>
-        </w:trPr>
-        <w:tc>
-          <w:tcPr>
-            <w:tcW w:w="3782" w:type="dxa"/>
-            <w:vMerge w:val="restart"/>
-            <w:shd w:val="clear" w:color="auto" w:fill="CCECFF"/>
-          </w:tcPr>
-          <w:p>
-            <w:pPr>
-              <w:jc w:val="center"/>
-              <w:rPr>
-                <w:rFonts w:ascii="HY견고딕" w:eastAsia="HY견고딕"/>
-                <w:sz w:val="28"/>
-                <w:szCs w:val="28"/>
-              </w:rPr>
-            </w:pPr>
-            <w:r>
-              <w:rPr>
-                <w:rFonts w:ascii="HY견고딕" w:eastAsia="HY견고딕" w:hint="eastAsia"/>
-                <w:sz w:val="28"/>
-                <w:szCs w:val="28"/>
-              </w:rPr>
-              <w:t>게으른 동기화</w:t>
-            </w:r>
-          </w:p>
-        </w:tc>
-        <w:tc>
-          <w:tcPr>
-            <w:tcW w:w="2450" w:type="dxa"/>
-            <w:shd w:val="clear" w:color="auto" w:fill="CCECFF"/>
-          </w:tcPr>
-          <w:p>
-            <w:pPr>
-              <w:jc w:val="center"/>
-              <w:rPr>
-                <w:rFonts w:ascii="HY견고딕" w:eastAsia="HY견고딕"/>
-                <w:sz w:val="32"/>
-                <w:szCs w:val="32"/>
-              </w:rPr>
-            </w:pPr>
-            <w:r>
-              <w:rPr>
-                <w:rFonts w:ascii="HY견고딕" w:eastAsia="HY견고딕" w:hint="eastAsia"/>
-                <w:sz w:val="32"/>
-                <w:szCs w:val="32"/>
-              </w:rPr>
-              <w:t>1</w:t>
-            </w:r>
-          </w:p>
-        </w:tc>
-        <w:tc>
-          <w:tcPr>
-            <w:tcW w:w="4253" w:type="dxa"/>
-            <w:shd w:val="clear" w:color="auto" w:fill="CCECFF"/>
-          </w:tcPr>
-          <w:p>
-            <w:pPr>
-              <w:jc w:val="center"/>
-              <w:rPr>
-                <w:rFonts w:ascii="HY견고딕" w:eastAsia="HY견고딕"/>
-                <w:sz w:val="32"/>
-                <w:szCs w:val="32"/>
-              </w:rPr>
-            </w:pPr>
-            <w:r>
-              <w:rPr>
-                <w:rFonts w:ascii="HY견고딕" w:eastAsia="HY견고딕" w:hint="eastAsia"/>
-                <w:sz w:val="32"/>
-                <w:szCs w:val="32"/>
-              </w:rPr>
-              <w:t xml:space="preserve">1169 </w:t>
-            </w:r>
-            <w:r>
-              <w:rPr>
-                <w:rFonts w:ascii="HY견고딕" w:eastAsia="HY견고딕"/>
-                <w:sz w:val="32"/>
-                <w:szCs w:val="32"/>
-              </w:rPr>
-              <w:t>seconds</w:t>
-            </w:r>
-          </w:p>
-        </w:tc>
-      </w:tr>
-      <w:tr>
-        <w:trPr>
-          <w:trHeight w:val="150"/>
-        </w:trPr>
-        <w:tc>
-          <w:tcPr>
-            <w:tcW w:w="3782" w:type="dxa"/>
-            <w:vMerge/>
-            <w:shd w:val="clear" w:color="auto" w:fill="CCECFF"/>
-          </w:tcPr>
-          <w:p>
-            <w:pPr>
-              <w:jc w:val="center"/>
-              <w:rPr>
-                <w:rFonts w:ascii="HY견고딕" w:eastAsia="HY견고딕"/>
-                <w:sz w:val="28"/>
-                <w:szCs w:val="28"/>
-              </w:rPr>
-            </w:pPr>
-          </w:p>
-        </w:tc>
-        <w:tc>
-          <w:tcPr>
-            <w:tcW w:w="2450" w:type="dxa"/>
-            <w:shd w:val="clear" w:color="auto" w:fill="CCECFF"/>
-          </w:tcPr>
-          <w:p>
-            <w:pPr>
-              <w:jc w:val="center"/>
-              <w:rPr>
-                <w:rFonts w:ascii="HY견고딕" w:eastAsia="HY견고딕"/>
-                <w:sz w:val="32"/>
-                <w:szCs w:val="32"/>
-              </w:rPr>
-            </w:pPr>
-            <w:r>
-              <w:rPr>
-                <w:rFonts w:ascii="HY견고딕" w:eastAsia="HY견고딕" w:hint="eastAsia"/>
-                <w:sz w:val="32"/>
-                <w:szCs w:val="32"/>
-              </w:rPr>
-              <w:t>2</w:t>
-            </w:r>
-          </w:p>
-        </w:tc>
-        <w:tc>
-          <w:tcPr>
-            <w:tcW w:w="4253" w:type="dxa"/>
-            <w:shd w:val="clear" w:color="auto" w:fill="CCECFF"/>
-          </w:tcPr>
-          <w:p>
-            <w:pPr>
-              <w:jc w:val="center"/>
-              <w:rPr>
-                <w:rFonts w:ascii="HY견고딕" w:eastAsia="HY견고딕"/>
-                <w:sz w:val="32"/>
-                <w:szCs w:val="32"/>
-              </w:rPr>
-            </w:pPr>
-            <w:r>
-              <w:rPr>
-                <w:rFonts w:ascii="HY견고딕" w:eastAsia="HY견고딕" w:hint="eastAsia"/>
-                <w:sz w:val="32"/>
-                <w:szCs w:val="32"/>
-              </w:rPr>
-              <w:t xml:space="preserve">1005 </w:t>
-            </w:r>
-            <w:r>
-              <w:rPr>
-                <w:rFonts w:ascii="HY견고딕" w:eastAsia="HY견고딕"/>
-                <w:sz w:val="32"/>
-                <w:szCs w:val="32"/>
-              </w:rPr>
-              <w:t>seconds</w:t>
-            </w:r>
-          </w:p>
-        </w:tc>
-      </w:tr>
-      <w:tr>
-        <w:trPr>
-          <w:trHeight w:val="150"/>
-        </w:trPr>
-        <w:tc>
-          <w:tcPr>
-            <w:tcW w:w="3782" w:type="dxa"/>
-            <w:vMerge/>
-            <w:shd w:val="clear" w:color="auto" w:fill="CCECFF"/>
-          </w:tcPr>
-          <w:p>
-            <w:pPr>
-              <w:jc w:val="center"/>
-              <w:rPr>
-                <w:rFonts w:ascii="HY견고딕" w:eastAsia="HY견고딕"/>
-                <w:sz w:val="28"/>
-                <w:szCs w:val="28"/>
-              </w:rPr>
-            </w:pPr>
-          </w:p>
-        </w:tc>
-        <w:tc>
-          <w:tcPr>
-            <w:tcW w:w="2450" w:type="dxa"/>
-            <w:shd w:val="clear" w:color="auto" w:fill="CCECFF"/>
-          </w:tcPr>
-          <w:p>
-            <w:pPr>
-              <w:jc w:val="center"/>
-              <w:rPr>
-                <w:rFonts w:ascii="HY견고딕" w:eastAsia="HY견고딕"/>
-                <w:sz w:val="32"/>
-                <w:szCs w:val="32"/>
-              </w:rPr>
-            </w:pPr>
-            <w:r>
-              <w:rPr>
-                <w:rFonts w:ascii="HY견고딕" w:eastAsia="HY견고딕" w:hint="eastAsia"/>
-                <w:sz w:val="32"/>
-                <w:szCs w:val="32"/>
-              </w:rPr>
-              <w:t>4</w:t>
-            </w:r>
-          </w:p>
-        </w:tc>
-        <w:tc>
-          <w:tcPr>
-            <w:tcW w:w="4253" w:type="dxa"/>
-            <w:shd w:val="clear" w:color="auto" w:fill="CCECFF"/>
-          </w:tcPr>
-          <w:p>
-            <w:pPr>
-              <w:jc w:val="center"/>
-              <w:rPr>
-                <w:rFonts w:ascii="HY견고딕" w:eastAsia="HY견고딕"/>
-                <w:sz w:val="32"/>
-                <w:szCs w:val="32"/>
-              </w:rPr>
-            </w:pPr>
-            <w:r>
-              <w:rPr>
-                <w:rFonts w:ascii="HY견고딕" w:eastAsia="HY견고딕" w:hint="eastAsia"/>
-                <w:sz w:val="32"/>
-                <w:szCs w:val="32"/>
-              </w:rPr>
-              <w:t xml:space="preserve">696 </w:t>
-            </w:r>
-            <w:r>
-              <w:rPr>
-                <w:rFonts w:ascii="HY견고딕" w:eastAsia="HY견고딕"/>
-                <w:sz w:val="32"/>
-                <w:szCs w:val="32"/>
-              </w:rPr>
-              <w:t>seconds</w:t>
-            </w:r>
-          </w:p>
-        </w:tc>
-      </w:tr>
-      <w:tr>
-        <w:trPr>
-          <w:trHeight w:val="150"/>
-        </w:trPr>
-        <w:tc>
-          <w:tcPr>
-            <w:tcW w:w="3782" w:type="dxa"/>
-            <w:vMerge/>
-            <w:shd w:val="clear" w:color="auto" w:fill="CCECFF"/>
-          </w:tcPr>
-          <w:p>
-            <w:pPr>
-              <w:jc w:val="center"/>
-              <w:rPr>
-                <w:rFonts w:ascii="HY견고딕" w:eastAsia="HY견고딕"/>
-                <w:sz w:val="28"/>
-                <w:szCs w:val="28"/>
-              </w:rPr>
-            </w:pPr>
-          </w:p>
-        </w:tc>
-        <w:tc>
-          <w:tcPr>
-            <w:tcW w:w="2450" w:type="dxa"/>
-            <w:shd w:val="clear" w:color="auto" w:fill="CCECFF"/>
-          </w:tcPr>
-          <w:p>
-            <w:pPr>
-              <w:jc w:val="center"/>
-              <w:rPr>
-                <w:rFonts w:ascii="HY견고딕" w:eastAsia="HY견고딕"/>
-                <w:sz w:val="32"/>
-                <w:szCs w:val="32"/>
-              </w:rPr>
-            </w:pPr>
-            <w:r>
-              <w:rPr>
-                <w:rFonts w:ascii="HY견고딕" w:eastAsia="HY견고딕" w:hint="eastAsia"/>
-                <w:sz w:val="32"/>
-                <w:szCs w:val="32"/>
-              </w:rPr>
-              <w:t>8</w:t>
-            </w:r>
-          </w:p>
-        </w:tc>
-        <w:tc>
-          <w:tcPr>
-            <w:tcW w:w="4253" w:type="dxa"/>
-            <w:shd w:val="clear" w:color="auto" w:fill="CCECFF"/>
-          </w:tcPr>
-          <w:p>
-            <w:pPr>
-              <w:jc w:val="center"/>
-              <w:rPr>
-                <w:rFonts w:ascii="HY견고딕" w:eastAsia="HY견고딕"/>
-                <w:sz w:val="32"/>
-                <w:szCs w:val="32"/>
-              </w:rPr>
-            </w:pPr>
-            <w:r>
-              <w:rPr>
-                <w:rFonts w:ascii="HY견고딕" w:eastAsia="HY견고딕" w:hint="eastAsia"/>
-                <w:sz w:val="32"/>
-                <w:szCs w:val="32"/>
-              </w:rPr>
-              <w:t xml:space="preserve">431 </w:t>
-            </w:r>
-            <w:r>
-              <w:rPr>
-                <w:rFonts w:ascii="HY견고딕" w:eastAsia="HY견고딕"/>
-                <w:sz w:val="32"/>
-                <w:szCs w:val="32"/>
-              </w:rPr>
-              <w:t>seconds</w:t>
-            </w:r>
-          </w:p>
-        </w:tc>
-      </w:tr>
-      <w:tr>
-        <w:trPr>
-          <w:trHeight w:val="150"/>
-        </w:trPr>
-        <w:tc>
-          <w:tcPr>
-            <w:tcW w:w="3782" w:type="dxa"/>
-            <w:vMerge/>
-            <w:shd w:val="clear" w:color="auto" w:fill="CCECFF"/>
-          </w:tcPr>
-          <w:p>
-            <w:pPr>
-              <w:jc w:val="center"/>
-              <w:rPr>
-                <w:rFonts w:ascii="HY견고딕" w:eastAsia="HY견고딕"/>
-                <w:sz w:val="28"/>
-                <w:szCs w:val="28"/>
-              </w:rPr>
-            </w:pPr>
-          </w:p>
-        </w:tc>
-        <w:tc>
-          <w:tcPr>
-            <w:tcW w:w="2450" w:type="dxa"/>
-            <w:shd w:val="clear" w:color="auto" w:fill="CCECFF"/>
-          </w:tcPr>
-          <w:p>
-            <w:pPr>
-              <w:jc w:val="center"/>
-              <w:rPr>
-                <w:rFonts w:ascii="HY견고딕" w:eastAsia="HY견고딕"/>
-                <w:sz w:val="32"/>
-                <w:szCs w:val="32"/>
-              </w:rPr>
-            </w:pPr>
-            <w:r>
-              <w:rPr>
-                <w:rFonts w:ascii="HY견고딕" w:eastAsia="HY견고딕" w:hint="eastAsia"/>
-                <w:sz w:val="32"/>
-                <w:szCs w:val="32"/>
-              </w:rPr>
-              <w:t>16</w:t>
-            </w:r>
-          </w:p>
-        </w:tc>
-        <w:tc>
-          <w:tcPr>
-            <w:tcW w:w="4253" w:type="dxa"/>
-            <w:shd w:val="clear" w:color="auto" w:fill="CCECFF"/>
-          </w:tcPr>
-          <w:p>
-            <w:pPr>
-              <w:jc w:val="center"/>
-              <w:rPr>
-                <w:rFonts w:ascii="HY견고딕" w:eastAsia="HY견고딕"/>
-                <w:sz w:val="32"/>
-                <w:szCs w:val="32"/>
-              </w:rPr>
-            </w:pPr>
-            <w:r>
-              <w:rPr>
-                <w:rFonts w:ascii="HY견고딕" w:eastAsia="HY견고딕" w:hint="eastAsia"/>
-                <w:sz w:val="32"/>
-                <w:szCs w:val="32"/>
-              </w:rPr>
-              <w:t xml:space="preserve">284 </w:t>
-            </w:r>
-            <w:r>
-              <w:rPr>
-                <w:rFonts w:ascii="HY견고딕" w:eastAsia="HY견고딕"/>
-                <w:sz w:val="32"/>
-                <w:szCs w:val="32"/>
-              </w:rPr>
-              <w:t>seconds</w:t>
-            </w:r>
-          </w:p>
-        </w:tc>
-      </w:tr>
-      <w:tr>
-        <w:trPr>
-          <w:trHeight w:val="150"/>
-        </w:trPr>
-        <w:tc>
-          <w:tcPr>
-            <w:tcW w:w="3782" w:type="dxa"/>
-            <w:vMerge w:val="restart"/>
-            <w:shd w:val="clear" w:color="auto" w:fill="CCECFF"/>
-          </w:tcPr>
-          <w:p>
-            <w:pPr>
-              <w:jc w:val="center"/>
-              <w:rPr>
-                <w:rFonts w:ascii="HY견고딕" w:eastAsia="HY견고딕" w:hint="eastAsia"/>
-                <w:sz w:val="28"/>
-                <w:szCs w:val="28"/>
-              </w:rPr>
-            </w:pPr>
-            <w:proofErr w:type="spellStart"/>
-            <w:r>
-              <w:rPr>
-                <w:rFonts w:ascii="HY견고딕" w:eastAsia="HY견고딕" w:hint="eastAsia"/>
-                <w:sz w:val="28"/>
-                <w:szCs w:val="28"/>
-              </w:rPr>
-              <w:t>비멈춤</w:t>
-            </w:r>
-            <w:proofErr w:type="spellEnd"/>
-            <w:r>
-              <w:rPr>
-                <w:rFonts w:ascii="HY견고딕" w:eastAsia="HY견고딕" w:hint="eastAsia"/>
-                <w:sz w:val="28"/>
-                <w:szCs w:val="28"/>
-              </w:rPr>
-              <w:t xml:space="preserve"> 동기화</w:t>
-            </w:r>
-          </w:p>
-        </w:tc>
-        <w:tc>
-          <w:tcPr>
-            <w:tcW w:w="2450" w:type="dxa"/>
-            <w:shd w:val="clear" w:color="auto" w:fill="CCECFF"/>
-          </w:tcPr>
-          <w:p>
-            <w:pPr>
-              <w:jc w:val="center"/>
-              <w:rPr>
-                <w:rFonts w:ascii="HY견고딕" w:eastAsia="HY견고딕" w:hint="eastAsia"/>
-                <w:sz w:val="32"/>
-                <w:szCs w:val="32"/>
-              </w:rPr>
-            </w:pPr>
-            <w:r>
-              <w:rPr>
-                <w:rFonts w:ascii="HY견고딕" w:eastAsia="HY견고딕" w:hint="eastAsia"/>
-                <w:sz w:val="32"/>
-                <w:szCs w:val="32"/>
-              </w:rPr>
-              <w:t>1</w:t>
-            </w:r>
-          </w:p>
-        </w:tc>
-        <w:tc>
-          <w:tcPr>
-            <w:tcW w:w="4253" w:type="dxa"/>
-            <w:shd w:val="clear" w:color="auto" w:fill="CCECFF"/>
-          </w:tcPr>
-          <w:p>
-            <w:pPr>
-              <w:jc w:val="center"/>
-              <w:rPr>
-                <w:rFonts w:ascii="HY견고딕" w:eastAsia="HY견고딕" w:hint="eastAsia"/>
-                <w:sz w:val="32"/>
-                <w:szCs w:val="32"/>
-              </w:rPr>
-            </w:pPr>
-            <w:r>
-              <w:rPr>
-                <w:rFonts w:ascii="HY견고딕" w:eastAsia="HY견고딕" w:hint="eastAsia"/>
-                <w:sz w:val="32"/>
-                <w:szCs w:val="32"/>
-              </w:rPr>
-              <w:t xml:space="preserve">1521 </w:t>
-            </w:r>
-            <w:r>
-              <w:rPr>
-                <w:rFonts w:ascii="HY견고딕" w:eastAsia="HY견고딕"/>
-                <w:sz w:val="32"/>
-                <w:szCs w:val="32"/>
-              </w:rPr>
-              <w:t>seconds</w:t>
-            </w:r>
-          </w:p>
-        </w:tc>
-      </w:tr>
-      <w:tr>
-        <w:trPr>
-          <w:trHeight w:val="150"/>
-        </w:trPr>
-        <w:tc>
-          <w:tcPr>
-            <w:tcW w:w="3782" w:type="dxa"/>
-            <w:vMerge/>
-            <w:shd w:val="clear" w:color="auto" w:fill="CCECFF"/>
-          </w:tcPr>
-          <w:p>
-            <w:pPr>
-              <w:jc w:val="center"/>
-              <w:rPr>
-                <w:rFonts w:ascii="HY견고딕" w:eastAsia="HY견고딕"/>
-                <w:sz w:val="28"/>
-                <w:szCs w:val="28"/>
-              </w:rPr>
-            </w:pPr>
-          </w:p>
-        </w:tc>
-        <w:tc>
-          <w:tcPr>
-            <w:tcW w:w="2450" w:type="dxa"/>
-            <w:shd w:val="clear" w:color="auto" w:fill="CCECFF"/>
-          </w:tcPr>
-          <w:p>
-            <w:pPr>
-              <w:jc w:val="center"/>
-              <w:rPr>
-                <w:rFonts w:ascii="HY견고딕" w:eastAsia="HY견고딕" w:hint="eastAsia"/>
-                <w:sz w:val="32"/>
-                <w:szCs w:val="32"/>
-              </w:rPr>
-            </w:pPr>
-            <w:r>
-              <w:rPr>
-                <w:rFonts w:ascii="HY견고딕" w:eastAsia="HY견고딕" w:hint="eastAsia"/>
-                <w:sz w:val="32"/>
-                <w:szCs w:val="32"/>
-              </w:rPr>
-              <w:t>2</w:t>
-            </w:r>
-          </w:p>
-        </w:tc>
-        <w:tc>
-          <w:tcPr>
-            <w:tcW w:w="4253" w:type="dxa"/>
-            <w:shd w:val="clear" w:color="auto" w:fill="CCECFF"/>
-          </w:tcPr>
-          <w:p>
-            <w:pPr>
-              <w:jc w:val="center"/>
-              <w:rPr>
-                <w:rFonts w:ascii="HY견고딕" w:eastAsia="HY견고딕" w:hint="eastAsia"/>
-                <w:sz w:val="32"/>
-                <w:szCs w:val="32"/>
-              </w:rPr>
-            </w:pPr>
-            <w:r>
-              <w:rPr>
-                <w:rFonts w:ascii="HY견고딕" w:eastAsia="HY견고딕" w:hint="eastAsia"/>
-                <w:sz w:val="32"/>
-                <w:szCs w:val="32"/>
-              </w:rPr>
-              <w:t xml:space="preserve">768 </w:t>
-            </w:r>
-            <w:r>
-              <w:rPr>
-                <w:rFonts w:ascii="HY견고딕" w:eastAsia="HY견고딕"/>
-                <w:sz w:val="32"/>
-                <w:szCs w:val="32"/>
-              </w:rPr>
-              <w:t>seconds</w:t>
-            </w:r>
-          </w:p>
-        </w:tc>
-      </w:tr>
-      <w:tr>
-        <w:trPr>
-          <w:trHeight w:val="150"/>
-        </w:trPr>
-        <w:tc>
-          <w:tcPr>
-            <w:tcW w:w="3782" w:type="dxa"/>
-            <w:vMerge/>
-            <w:shd w:val="clear" w:color="auto" w:fill="CCECFF"/>
-          </w:tcPr>
-          <w:p>
-            <w:pPr>
-              <w:jc w:val="center"/>
-              <w:rPr>
-                <w:rFonts w:ascii="HY견고딕" w:eastAsia="HY견고딕"/>
-                <w:sz w:val="28"/>
-                <w:szCs w:val="28"/>
-              </w:rPr>
-            </w:pPr>
-          </w:p>
-        </w:tc>
-        <w:tc>
-          <w:tcPr>
-            <w:tcW w:w="2450" w:type="dxa"/>
-            <w:shd w:val="clear" w:color="auto" w:fill="CCECFF"/>
-          </w:tcPr>
-          <w:p>
-            <w:pPr>
-              <w:jc w:val="center"/>
-              <w:rPr>
-                <w:rFonts w:ascii="HY견고딕" w:eastAsia="HY견고딕" w:hint="eastAsia"/>
-                <w:sz w:val="32"/>
-                <w:szCs w:val="32"/>
-              </w:rPr>
-            </w:pPr>
-            <w:r>
-              <w:rPr>
-                <w:rFonts w:ascii="HY견고딕" w:eastAsia="HY견고딕" w:hint="eastAsia"/>
-                <w:sz w:val="32"/>
-                <w:szCs w:val="32"/>
-              </w:rPr>
-              <w:t>4</w:t>
-            </w:r>
-          </w:p>
-        </w:tc>
-        <w:tc>
-          <w:tcPr>
-            <w:tcW w:w="4253" w:type="dxa"/>
-            <w:shd w:val="clear" w:color="auto" w:fill="CCECFF"/>
-          </w:tcPr>
-          <w:p>
-            <w:pPr>
-              <w:jc w:val="center"/>
-              <w:rPr>
-                <w:rFonts w:ascii="HY견고딕" w:eastAsia="HY견고딕" w:hint="eastAsia"/>
-                <w:sz w:val="32"/>
-                <w:szCs w:val="32"/>
-              </w:rPr>
-            </w:pPr>
-            <w:r>
-              <w:rPr>
-                <w:rFonts w:ascii="HY견고딕" w:eastAsia="HY견고딕" w:hint="eastAsia"/>
-                <w:sz w:val="32"/>
-                <w:szCs w:val="32"/>
-              </w:rPr>
-              <w:t xml:space="preserve">413 </w:t>
-            </w:r>
-            <w:r>
-              <w:rPr>
-                <w:rFonts w:ascii="HY견고딕" w:eastAsia="HY견고딕"/>
-                <w:sz w:val="32"/>
-                <w:szCs w:val="32"/>
-              </w:rPr>
-              <w:t>seconds</w:t>
-            </w:r>
-          </w:p>
-        </w:tc>
-      </w:tr>
-      <w:tr>
-        <w:trPr>
-          <w:trHeight w:val="150"/>
-        </w:trPr>
-        <w:tc>
-          <w:tcPr>
-            <w:tcW w:w="3782" w:type="dxa"/>
-            <w:vMerge/>
-            <w:shd w:val="clear" w:color="auto" w:fill="CCECFF"/>
-          </w:tcPr>
-          <w:p>
-            <w:pPr>
-              <w:jc w:val="center"/>
-              <w:rPr>
-                <w:rFonts w:ascii="HY견고딕" w:eastAsia="HY견고딕"/>
-                <w:sz w:val="28"/>
-                <w:szCs w:val="28"/>
-              </w:rPr>
-            </w:pPr>
-          </w:p>
-        </w:tc>
-        <w:tc>
-          <w:tcPr>
-            <w:tcW w:w="2450" w:type="dxa"/>
-            <w:shd w:val="clear" w:color="auto" w:fill="CCECFF"/>
-          </w:tcPr>
-          <w:p>
-            <w:pPr>
-              <w:jc w:val="center"/>
-              <w:rPr>
-                <w:rFonts w:ascii="HY견고딕" w:eastAsia="HY견고딕" w:hint="eastAsia"/>
-                <w:sz w:val="32"/>
-                <w:szCs w:val="32"/>
-              </w:rPr>
-            </w:pPr>
-            <w:r>
-              <w:rPr>
-                <w:rFonts w:ascii="HY견고딕" w:eastAsia="HY견고딕" w:hint="eastAsia"/>
-                <w:sz w:val="32"/>
-                <w:szCs w:val="32"/>
-              </w:rPr>
-              <w:t>8</w:t>
-            </w:r>
-          </w:p>
-        </w:tc>
-        <w:tc>
-          <w:tcPr>
-            <w:tcW w:w="4253" w:type="dxa"/>
-            <w:shd w:val="clear" w:color="auto" w:fill="CCECFF"/>
-          </w:tcPr>
-          <w:p>
-            <w:pPr>
-              <w:jc w:val="center"/>
-              <w:rPr>
-                <w:rFonts w:ascii="HY견고딕" w:eastAsia="HY견고딕" w:hint="eastAsia"/>
-                <w:sz w:val="32"/>
-                <w:szCs w:val="32"/>
-              </w:rPr>
-            </w:pPr>
-            <w:r>
-              <w:rPr>
-                <w:rFonts w:ascii="HY견고딕" w:eastAsia="HY견고딕" w:hint="eastAsia"/>
-                <w:sz w:val="32"/>
-                <w:szCs w:val="32"/>
-              </w:rPr>
-              <w:t xml:space="preserve">255 </w:t>
-            </w:r>
-            <w:r>
-              <w:rPr>
-                <w:rFonts w:ascii="HY견고딕" w:eastAsia="HY견고딕"/>
-                <w:sz w:val="32"/>
-                <w:szCs w:val="32"/>
-              </w:rPr>
-              <w:t>seconds</w:t>
-            </w:r>
-          </w:p>
-        </w:tc>
-      </w:tr>
-      <w:tr>
-        <w:trPr>
-          <w:trHeight w:val="150"/>
-        </w:trPr>
-        <w:tc>
-          <w:tcPr>
-            <w:tcW w:w="3782" w:type="dxa"/>
-            <w:vMerge/>
-            <w:shd w:val="clear" w:color="auto" w:fill="CCECFF"/>
-          </w:tcPr>
-          <w:p>
-            <w:pPr>
-              <w:jc w:val="center"/>
-              <w:rPr>
-                <w:rFonts w:ascii="HY견고딕" w:eastAsia="HY견고딕"/>
-                <w:sz w:val="28"/>
-                <w:szCs w:val="28"/>
-              </w:rPr>
-            </w:pPr>
-          </w:p>
-        </w:tc>
-        <w:tc>
-          <w:tcPr>
-            <w:tcW w:w="2450" w:type="dxa"/>
-            <w:shd w:val="clear" w:color="auto" w:fill="CCECFF"/>
-          </w:tcPr>
-          <w:p>
-            <w:pPr>
-              <w:jc w:val="center"/>
-              <w:rPr>
-                <w:rFonts w:ascii="HY견고딕" w:eastAsia="HY견고딕" w:hint="eastAsia"/>
-                <w:sz w:val="32"/>
-                <w:szCs w:val="32"/>
-              </w:rPr>
-            </w:pPr>
-            <w:r>
-              <w:rPr>
-                <w:rFonts w:ascii="HY견고딕" w:eastAsia="HY견고딕" w:hint="eastAsia"/>
-                <w:sz w:val="32"/>
-                <w:szCs w:val="32"/>
-              </w:rPr>
-              <w:t>16</w:t>
-            </w:r>
-          </w:p>
-        </w:tc>
-        <w:tc>
-          <w:tcPr>
-            <w:tcW w:w="4253" w:type="dxa"/>
-            <w:shd w:val="clear" w:color="auto" w:fill="CCECFF"/>
-          </w:tcPr>
-          <w:p>
-            <w:pPr>
-              <w:jc w:val="center"/>
-              <w:rPr>
-                <w:rFonts w:ascii="HY견고딕" w:eastAsia="HY견고딕" w:hint="eastAsia"/>
-                <w:sz w:val="32"/>
-                <w:szCs w:val="32"/>
-              </w:rPr>
-            </w:pPr>
-            <w:r>
-              <w:rPr>
-                <w:rFonts w:ascii="HY견고딕" w:eastAsia="HY견고딕" w:hint="eastAsia"/>
-                <w:sz w:val="32"/>
-                <w:szCs w:val="32"/>
-              </w:rPr>
-              <w:t xml:space="preserve">175 </w:t>
             </w:r>
             <w:r>
               <w:rPr>
@@ -2321,6 +1117,101 @@
           <w:szCs w:val="32"/>
         </w:rPr>
       </w:pPr>
+      <w:r>
+        <w:rPr>
+          <w:rFonts w:ascii="HY견고딕" w:eastAsia="HY견고딕"/>
+          <w:sz w:val="32"/>
+          <w:szCs w:val="32"/>
+        </w:rPr>
+        <w:drawing>
+          <wp:inline distT="0" distB="0" distL="0" distR="0" wp14:anchorId="75FD76DB" wp14:editId="09F4504E">
+            <wp:extent cx="6645910" cy="2781300"/>
+            <wp:effectExtent l="0" t="0" r="2540" b="0"/>
+            <wp:docPr id="36158473" name="그림 1"/>
+            <wp:cNvGraphicFramePr>
+              <a:graphicFrameLocks xmlns:a="http://schemas.openxmlformats.org/drawingml/2006/main" noChangeAspect="1"/>
+            </wp:cNvGraphicFramePr>
+            <a:graphic xmlns:a="http://schemas.openxmlformats.org/drawingml/2006/main">
+              <a:graphicData uri="http://schemas.openxmlformats.org/drawingml/2006/picture">
+                <pic:pic xmlns:pic="http://schemas.openxmlformats.org/drawingml/2006/picture">
+                  <pic:nvPicPr>
+                    <pic:cNvPr id="36158473" name=""/>
+                    <pic:cNvPicPr/>
+                  </pic:nvPicPr>
+                  <pic:blipFill>
+                    <a:blip r:embed="rId7"/>
+                    <a:stretch>
+                      <a:fillRect/>
+                    </a:stretch>
+                  </pic:blipFill>
+                  <pic:spPr>
+                    <a:xfrm>
+                      <a:off x="0" y="0"/>
+                      <a:ext cx="6645910" cy="2781300"/>
+                    </a:xfrm>
+                    <a:prstGeom prst="rect">
+                      <a:avLst/>
+                    </a:prstGeom>
+                  </pic:spPr>
+                </pic:pic>
+              </a:graphicData>
+            </a:graphic>
+          </wp:inline>
+        </w:drawing>
+      </w:r>
+    </w:p>
+    <w:p>
+      <w:pPr>
+        <w:jc w:val="center"/>
+        <w:rPr>
+          <w:rFonts w:ascii="HY견고딕" w:eastAsia="HY견고딕" w:hint="eastAsia"/>
+          <w:sz w:val="32"/>
+          <w:szCs w:val="32"/>
+        </w:rPr>
+      </w:pPr>
+      <w:r>
+        <w:rPr>
+          <w:rFonts w:ascii="HY견고딕" w:eastAsia="HY견고딕"/>
+          <w:sz w:val="32"/>
+          <w:szCs w:val="32"/>
+        </w:rPr>
+        <w:lastRenderedPageBreak/>
+        <w:drawing>
+          <wp:inline distT="0" distB="0" distL="0" distR="0" wp14:anchorId="4C9D7DFA" wp14:editId="6295B00F">
+            <wp:extent cx="6645910" cy="3879215"/>
+            <wp:effectExtent l="0" t="0" r="2540" b="6985"/>
+            <wp:docPr id="1500138184" name="그림 1"/>
+            <wp:cNvGraphicFramePr>
+              <a:graphicFrameLocks xmlns:a="http://schemas.openxmlformats.org/drawingml/2006/main" noChangeAspect="1"/>
+            </wp:cNvGraphicFramePr>
+            <a:graphic xmlns:a="http://schemas.openxmlformats.org/drawingml/2006/main">
+              <a:graphicData uri="http://schemas.openxmlformats.org/drawingml/2006/picture">
+                <pic:pic xmlns:pic="http://schemas.openxmlformats.org/drawingml/2006/picture">
+                  <pic:nvPicPr>
+                    <pic:cNvPr id="1500138184" name=""/>
+                    <pic:cNvPicPr/>
+                  </pic:nvPicPr>
+                  <pic:blipFill>
+                    <a:blip r:embed="rId8"/>
+                    <a:stretch>
+                      <a:fillRect/>
+                    </a:stretch>
+                  </pic:blipFill>
+                  <pic:spPr>
+                    <a:xfrm>
+                      <a:off x="0" y="0"/>
+                      <a:ext cx="6645910" cy="3879215"/>
+                    </a:xfrm>
+                    <a:prstGeom prst="rect">
+                      <a:avLst/>
+                    </a:prstGeom>
+                  </pic:spPr>
+                </pic:pic>
+              </a:graphicData>
+            </a:graphic>
+          </wp:inline>
+        </w:drawing>
+      </w:r>
     </w:p>
     <w:sectPr>
       <w:pgSz w:w="11906" w:h="16838"/>

--- a/숙제6/2022184031_임수영_숙제6.docx
+++ b/숙제6/2022184031_임수영_숙제6.docx
@@ -122,25 +122,63 @@
                 <w:sz w:val="32"/>
                 <w:szCs w:val="32"/>
               </w:rPr>
-              <w:t xml:space="preserve">12th Gen Intel(R) </w:t>
-            </w:r>
-            <w:proofErr w:type="gramStart"/>
-            <w:r>
-              <w:rPr>
-                <w:rFonts w:ascii="HY견고딕" w:eastAsia="HY견고딕" w:hint="eastAsia"/>
-                <w:sz w:val="32"/>
-                <w:szCs w:val="32"/>
-              </w:rPr>
-              <w:t>Core(</w:t>
-            </w:r>
-            <w:proofErr w:type="gramEnd"/>
-            <w:r>
-              <w:rPr>
-                <w:rFonts w:ascii="HY견고딕" w:eastAsia="HY견고딕" w:hint="eastAsia"/>
-                <w:sz w:val="32"/>
-                <w:szCs w:val="32"/>
-              </w:rPr>
-              <w:t>TM) i7-12700</w:t>
+              <w:t>1</w:t>
+            </w:r>
+            <w:r>
+              <w:rPr>
+                <w:rFonts w:ascii="HY견고딕" w:eastAsia="HY견고딕" w:hint="eastAsia"/>
+                <w:sz w:val="32"/>
+                <w:szCs w:val="32"/>
+              </w:rPr>
+              <w:t>3</w:t>
+            </w:r>
+            <w:r>
+              <w:rPr>
+                <w:rFonts w:ascii="HY견고딕" w:eastAsia="HY견고딕" w:hint="eastAsia"/>
+                <w:sz w:val="32"/>
+                <w:szCs w:val="32"/>
+              </w:rPr>
+              <w:t>th Gen Intel(R) Core(TM) i</w:t>
+            </w:r>
+            <w:r>
+              <w:rPr>
+                <w:rFonts w:ascii="HY견고딕" w:eastAsia="HY견고딕" w:hint="eastAsia"/>
+                <w:sz w:val="32"/>
+                <w:szCs w:val="32"/>
+              </w:rPr>
+              <w:t>5</w:t>
+            </w:r>
+            <w:r>
+              <w:rPr>
+                <w:rFonts w:ascii="HY견고딕" w:eastAsia="HY견고딕" w:hint="eastAsia"/>
+                <w:sz w:val="32"/>
+                <w:szCs w:val="32"/>
+              </w:rPr>
+              <w:t>-</w:t>
+            </w:r>
+            <w:r>
+              <w:rPr>
+                <w:rFonts w:ascii="HY견고딕" w:eastAsia="HY견고딕" w:hint="eastAsia"/>
+                <w:sz w:val="32"/>
+                <w:szCs w:val="32"/>
+              </w:rPr>
+              <w:t>1342</w:t>
+            </w:r>
+            <w:r>
+              <w:rPr>
+                <w:rFonts w:ascii="HY견고딕" w:eastAsia="HY견고딕" w:hint="eastAsia"/>
+                <w:sz w:val="32"/>
+                <w:szCs w:val="32"/>
+              </w:rPr>
+              <w:t>0</w:t>
+            </w:r>
+            <w:r>
+              <w:rPr>
+                <w:rFonts w:ascii="HY견고딕" w:eastAsia="HY견고딕" w:hint="eastAsia"/>
+                <w:sz w:val="32"/>
+                <w:szCs w:val="32"/>
+              </w:rPr>
+              <w:t>H</w:t>
             </w:r>
           </w:p>
         </w:tc>
@@ -215,7 +253,7 @@
           <w:sz w:val="32"/>
           <w:szCs w:val="32"/>
         </w:rPr>
-        <w:t>실행</w:t>
+        <w:t>성능</w:t>
       </w:r>
       <w:r>
         <w:rPr>
@@ -223,19 +261,20 @@
           <w:sz w:val="32"/>
           <w:szCs w:val="32"/>
         </w:rPr>
-        <w:t>속도 비교표</w:t>
+        <w:t xml:space="preserve"> 비교표</w:t>
       </w:r>
     </w:p>
     <w:tbl>
       <w:tblPr>
         <w:tblStyle w:val="aa"/>
         <w:tblW w:w="10485" w:type="dxa"/>
+        <w:tblLayout w:type="fixed"/>
         <w:tblLook w:val="04A0" w:firstRow="1" w:lastRow="0" w:firstColumn="1" w:lastColumn="0" w:noHBand="0" w:noVBand="1"/>
       </w:tblPr>
       <w:tblGrid>
-        <w:gridCol w:w="3782"/>
-        <w:gridCol w:w="2450"/>
-        <w:gridCol w:w="4253"/>
+        <w:gridCol w:w="1557"/>
+        <w:gridCol w:w="2124"/>
+        <w:gridCol w:w="6804"/>
       </w:tblGrid>
       <w:tr>
         <w:trPr>
@@ -243,7 +282,7 @@
         </w:trPr>
         <w:tc>
           <w:tcPr>
-            <w:tcW w:w="3782" w:type="dxa"/>
+            <w:tcW w:w="1557" w:type="dxa"/>
           </w:tcPr>
           <w:p>
             <w:pPr>
@@ -258,13 +297,13 @@
         </w:tc>
         <w:tc>
           <w:tcPr>
-            <w:tcW w:w="2450" w:type="dxa"/>
+            <w:tcW w:w="2124" w:type="dxa"/>
           </w:tcPr>
           <w:p>
             <w:pPr>
               <w:jc w:val="center"/>
               <w:rPr>
-                <w:rFonts w:ascii="HY견고딕" w:eastAsia="HY견고딕"/>
+                <w:rFonts w:ascii="HY견고딕" w:eastAsia="HY견고딕" w:hint="eastAsia"/>
                 <w:sz w:val="32"/>
                 <w:szCs w:val="32"/>
               </w:rPr>
@@ -275,13 +314,13 @@
                 <w:sz w:val="32"/>
                 <w:szCs w:val="32"/>
               </w:rPr>
-              <w:t>thread 수</w:t>
+              <w:t>최대 동접수</w:t>
             </w:r>
           </w:p>
         </w:tc>
         <w:tc>
           <w:tcPr>
-            <w:tcW w:w="4253" w:type="dxa"/>
+            <w:tcW w:w="6804" w:type="dxa"/>
           </w:tcPr>
           <w:p>
             <w:pPr>
@@ -298,26 +337,25 @@
                 <w:sz w:val="32"/>
                 <w:szCs w:val="32"/>
               </w:rPr>
-              <w:t>속도</w:t>
+              <w:t>사진</w:t>
             </w:r>
           </w:p>
         </w:tc>
       </w:tr>
       <w:tr>
         <w:trPr>
-          <w:trHeight w:val="152"/>
+          <w:trHeight w:val="2121"/>
         </w:trPr>
         <w:tc>
           <w:tcPr>
-            <w:tcW w:w="3782" w:type="dxa"/>
-            <w:vMerge w:val="restart"/>
+            <w:tcW w:w="1557" w:type="dxa"/>
             <w:shd w:val="clear" w:color="auto" w:fill="CCECFF"/>
           </w:tcPr>
           <w:p>
             <w:pPr>
               <w:jc w:val="center"/>
               <w:rPr>
-                <w:rFonts w:ascii="HY견고딕" w:eastAsia="HY견고딕" w:hint="eastAsia"/>
+                <w:rFonts w:ascii="HY견고딕" w:eastAsia="HY견고딕"/>
                 <w:sz w:val="28"/>
                 <w:szCs w:val="28"/>
               </w:rPr>
@@ -328,20 +366,20 @@
                 <w:sz w:val="28"/>
                 <w:szCs w:val="28"/>
               </w:rPr>
-              <w:t>시야처리를 적용했을 때</w:t>
+              <w:t>시야처리를 적용하지 않았을 때</w:t>
             </w:r>
           </w:p>
         </w:tc>
         <w:tc>
           <w:tcPr>
-            <w:tcW w:w="2450" w:type="dxa"/>
+            <w:tcW w:w="2124" w:type="dxa"/>
             <w:shd w:val="clear" w:color="auto" w:fill="CCECFF"/>
           </w:tcPr>
           <w:p>
             <w:pPr>
               <w:jc w:val="center"/>
               <w:rPr>
-                <w:rFonts w:ascii="HY견고딕" w:eastAsia="HY견고딕"/>
+                <w:rFonts w:ascii="HY견고딕" w:eastAsia="HY견고딕" w:hint="eastAsia"/>
                 <w:sz w:val="32"/>
                 <w:szCs w:val="32"/>
               </w:rPr>
@@ -352,13 +390,75 @@
                 <w:sz w:val="32"/>
                 <w:szCs w:val="32"/>
               </w:rPr>
-              <w:t>1</w:t>
+              <w:t>413</w:t>
             </w:r>
           </w:p>
         </w:tc>
         <w:tc>
           <w:tcPr>
-            <w:tcW w:w="4253" w:type="dxa"/>
+            <w:tcW w:w="6804" w:type="dxa"/>
+            <w:shd w:val="clear" w:color="auto" w:fill="CCECFF"/>
+          </w:tcPr>
+          <w:p>
+            <w:pPr>
+              <w:rPr>
+                <w:rFonts w:ascii="HY견고딕" w:eastAsia="HY견고딕" w:hint="eastAsia"/>
+                <w:sz w:val="32"/>
+                <w:szCs w:val="32"/>
+              </w:rPr>
+            </w:pPr>
+            <w:r>
+              <w:rPr>
+                <w:rFonts w:ascii="HY견고딕" w:eastAsia="HY견고딕"/>
+                <w:sz w:val="32"/>
+                <w:szCs w:val="32"/>
+              </w:rPr>
+              <w:drawing>
+                <wp:inline distT="0" distB="0" distL="0" distR="0" wp14:anchorId="77CAE55A" wp14:editId="3DCD93C0">
+                  <wp:extent cx="4183380" cy="1841500"/>
+                  <wp:effectExtent l="0" t="0" r="7620" b="6350"/>
+                  <wp:docPr id="1472718254" name="그림 1"/>
+                  <wp:cNvGraphicFramePr>
+                    <a:graphicFrameLocks xmlns:a="http://schemas.openxmlformats.org/drawingml/2006/main" noChangeAspect="1"/>
+                  </wp:cNvGraphicFramePr>
+                  <a:graphic xmlns:a="http://schemas.openxmlformats.org/drawingml/2006/main">
+                    <a:graphicData uri="http://schemas.openxmlformats.org/drawingml/2006/picture">
+                      <pic:pic xmlns:pic="http://schemas.openxmlformats.org/drawingml/2006/picture">
+                        <pic:nvPicPr>
+                          <pic:cNvPr id="1472718254" name=""/>
+                          <pic:cNvPicPr/>
+                        </pic:nvPicPr>
+                        <pic:blipFill>
+                          <a:blip r:embed="rId7"/>
+                          <a:stretch>
+                            <a:fillRect/>
+                          </a:stretch>
+                        </pic:blipFill>
+                        <pic:spPr>
+                          <a:xfrm>
+                            <a:off x="0" y="0"/>
+                            <a:ext cx="4183380" cy="1841500"/>
+                          </a:xfrm>
+                          <a:prstGeom prst="rect">
+                            <a:avLst/>
+                          </a:prstGeom>
+                        </pic:spPr>
+                      </pic:pic>
+                    </a:graphicData>
+                  </a:graphic>
+                </wp:inline>
+              </w:drawing>
+            </w:r>
+          </w:p>
+        </w:tc>
+      </w:tr>
+      <w:tr>
+        <w:trPr>
+          <w:trHeight w:val="2121"/>
+        </w:trPr>
+        <w:tc>
+          <w:tcPr>
+            <w:tcW w:w="1557" w:type="dxa"/>
             <w:shd w:val="clear" w:color="auto" w:fill="CCECFF"/>
           </w:tcPr>
           <w:p>
@@ -366,60 +466,140 @@
               <w:jc w:val="center"/>
               <w:rPr>
                 <w:rFonts w:ascii="HY견고딕" w:eastAsia="HY견고딕"/>
-                <w:sz w:val="32"/>
-                <w:szCs w:val="32"/>
+                <w:sz w:val="28"/>
+                <w:szCs w:val="28"/>
               </w:rPr>
             </w:pPr>
             <w:r>
               <w:rPr>
                 <w:rFonts w:ascii="HY견고딕" w:eastAsia="HY견고딕" w:hint="eastAsia"/>
-                <w:sz w:val="32"/>
-                <w:szCs w:val="32"/>
-              </w:rPr>
-              <w:t xml:space="preserve">919 </w:t>
-            </w:r>
+                <w:sz w:val="28"/>
+                <w:szCs w:val="28"/>
+              </w:rPr>
+              <w:t>시야처리를 적용했을 때</w:t>
+            </w:r>
+          </w:p>
+        </w:tc>
+        <w:tc>
+          <w:tcPr>
+            <w:tcW w:w="2124" w:type="dxa"/>
+            <w:shd w:val="clear" w:color="auto" w:fill="CCECFF"/>
+          </w:tcPr>
+          <w:p>
+            <w:pPr>
+              <w:jc w:val="center"/>
+              <w:rPr>
+                <w:rFonts w:ascii="HY견고딕" w:eastAsia="HY견고딕" w:hint="eastAsia"/>
+                <w:sz w:val="32"/>
+                <w:szCs w:val="32"/>
+              </w:rPr>
+            </w:pPr>
+            <w:r>
+              <w:rPr>
+                <w:rFonts w:ascii="HY견고딕" w:eastAsia="HY견고딕" w:hint="eastAsia"/>
+                <w:sz w:val="32"/>
+                <w:szCs w:val="32"/>
+              </w:rPr>
+              <w:t>6496</w:t>
+            </w:r>
+          </w:p>
+        </w:tc>
+        <w:tc>
+          <w:tcPr>
+            <w:tcW w:w="6804" w:type="dxa"/>
+            <w:shd w:val="clear" w:color="auto" w:fill="CCECFF"/>
+          </w:tcPr>
+          <w:p>
+            <w:pPr>
+              <w:rPr>
+                <w:rFonts w:ascii="HY견고딕" w:eastAsia="HY견고딕" w:hint="eastAsia"/>
+                <w:sz w:val="32"/>
+                <w:szCs w:val="32"/>
+              </w:rPr>
+            </w:pPr>
             <w:r>
               <w:rPr>
                 <w:rFonts w:ascii="HY견고딕" w:eastAsia="HY견고딕"/>
                 <w:sz w:val="32"/>
                 <w:szCs w:val="32"/>
               </w:rPr>
-              <w:t>seconds</w:t>
+              <w:drawing>
+                <wp:inline distT="0" distB="0" distL="0" distR="0" wp14:anchorId="46582B39" wp14:editId="3F7EF4C9">
+                  <wp:extent cx="4183380" cy="1846580"/>
+                  <wp:effectExtent l="0" t="0" r="7620" b="1270"/>
+                  <wp:docPr id="1584463601" name="그림 1"/>
+                  <wp:cNvGraphicFramePr>
+                    <a:graphicFrameLocks xmlns:a="http://schemas.openxmlformats.org/drawingml/2006/main" noChangeAspect="1"/>
+                  </wp:cNvGraphicFramePr>
+                  <a:graphic xmlns:a="http://schemas.openxmlformats.org/drawingml/2006/main">
+                    <a:graphicData uri="http://schemas.openxmlformats.org/drawingml/2006/picture">
+                      <pic:pic xmlns:pic="http://schemas.openxmlformats.org/drawingml/2006/picture">
+                        <pic:nvPicPr>
+                          <pic:cNvPr id="1584463601" name=""/>
+                          <pic:cNvPicPr/>
+                        </pic:nvPicPr>
+                        <pic:blipFill>
+                          <a:blip r:embed="rId8"/>
+                          <a:stretch>
+                            <a:fillRect/>
+                          </a:stretch>
+                        </pic:blipFill>
+                        <pic:spPr>
+                          <a:xfrm>
+                            <a:off x="0" y="0"/>
+                            <a:ext cx="4183380" cy="1846580"/>
+                          </a:xfrm>
+                          <a:prstGeom prst="rect">
+                            <a:avLst/>
+                          </a:prstGeom>
+                        </pic:spPr>
+                      </pic:pic>
+                    </a:graphicData>
+                  </a:graphic>
+                </wp:inline>
+              </w:drawing>
             </w:r>
           </w:p>
         </w:tc>
       </w:tr>
       <w:tr>
         <w:trPr>
-          <w:trHeight w:val="150"/>
+          <w:trHeight w:val="2121"/>
         </w:trPr>
         <w:tc>
           <w:tcPr>
-            <w:tcW w:w="3782" w:type="dxa"/>
-            <w:vMerge/>
+            <w:tcW w:w="1557" w:type="dxa"/>
             <w:shd w:val="clear" w:color="auto" w:fill="CCECFF"/>
           </w:tcPr>
           <w:p>
             <w:pPr>
               <w:jc w:val="center"/>
               <w:rPr>
-                <w:rFonts w:ascii="HY견고딕" w:eastAsia="HY견고딕"/>
+                <w:rFonts w:ascii="HY견고딕" w:eastAsia="HY견고딕" w:hint="eastAsia"/>
                 <w:sz w:val="28"/>
                 <w:szCs w:val="28"/>
               </w:rPr>
             </w:pPr>
+            <w:r>
+              <w:rPr>
+                <w:rFonts w:ascii="HY견고딕" w:eastAsia="HY견고딕" w:hint="eastAsia"/>
+                <w:sz w:val="28"/>
+                <w:szCs w:val="28"/>
+              </w:rPr>
+              <w:t>Sector를 적용했을 때</w:t>
+            </w:r>
           </w:p>
         </w:tc>
         <w:tc>
           <w:tcPr>
-            <w:tcW w:w="2450" w:type="dxa"/>
+            <w:tcW w:w="2124" w:type="dxa"/>
             <w:shd w:val="clear" w:color="auto" w:fill="CCECFF"/>
           </w:tcPr>
           <w:p>
             <w:pPr>
               <w:jc w:val="center"/>
               <w:rPr>
-                <w:rFonts w:ascii="HY견고딕" w:eastAsia="HY견고딕"/>
+                <w:rFonts w:ascii="HY견고딕" w:eastAsia="HY견고딕" w:hint="eastAsia"/>
                 <w:sz w:val="32"/>
                 <w:szCs w:val="32"/>
               </w:rPr>
@@ -430,679 +610,64 @@
                 <w:sz w:val="32"/>
                 <w:szCs w:val="32"/>
               </w:rPr>
-              <w:t>2</w:t>
+              <w:t>8942</w:t>
             </w:r>
           </w:p>
         </w:tc>
         <w:tc>
           <w:tcPr>
-            <w:tcW w:w="4253" w:type="dxa"/>
+            <w:tcW w:w="6804" w:type="dxa"/>
             <w:shd w:val="clear" w:color="auto" w:fill="CCECFF"/>
           </w:tcPr>
           <w:p>
             <w:pPr>
-              <w:jc w:val="center"/>
+              <w:rPr>
+                <w:rFonts w:ascii="HY견고딕" w:eastAsia="HY견고딕" w:hint="eastAsia"/>
+                <w:sz w:val="32"/>
+                <w:szCs w:val="32"/>
+              </w:rPr>
+            </w:pPr>
+            <w:r>
               <w:rPr>
                 <w:rFonts w:ascii="HY견고딕" w:eastAsia="HY견고딕"/>
                 <w:sz w:val="32"/>
                 <w:szCs w:val="32"/>
               </w:rPr>
-            </w:pPr>
-            <w:r>
-              <w:rPr>
-                <w:rFonts w:ascii="HY견고딕" w:eastAsia="HY견고딕" w:hint="eastAsia"/>
-                <w:sz w:val="32"/>
-                <w:szCs w:val="32"/>
-              </w:rPr>
-              <w:t xml:space="preserve">930 </w:t>
-            </w:r>
-            <w:r>
-              <w:rPr>
-                <w:rFonts w:ascii="HY견고딕" w:eastAsia="HY견고딕"/>
-                <w:sz w:val="32"/>
-                <w:szCs w:val="32"/>
-              </w:rPr>
-              <w:t>seconds</w:t>
-            </w:r>
-          </w:p>
-        </w:tc>
-      </w:tr>
-      <w:tr>
-        <w:trPr>
-          <w:trHeight w:val="150"/>
-        </w:trPr>
-        <w:tc>
-          <w:tcPr>
-            <w:tcW w:w="3782" w:type="dxa"/>
-            <w:vMerge/>
-            <w:shd w:val="clear" w:color="auto" w:fill="CCECFF"/>
-          </w:tcPr>
-          <w:p>
-            <w:pPr>
-              <w:jc w:val="center"/>
-              <w:rPr>
-                <w:rFonts w:ascii="HY견고딕" w:eastAsia="HY견고딕"/>
-                <w:sz w:val="28"/>
-                <w:szCs w:val="28"/>
-              </w:rPr>
-            </w:pPr>
-          </w:p>
-        </w:tc>
-        <w:tc>
-          <w:tcPr>
-            <w:tcW w:w="2450" w:type="dxa"/>
-            <w:shd w:val="clear" w:color="auto" w:fill="CCECFF"/>
-          </w:tcPr>
-          <w:p>
-            <w:pPr>
-              <w:jc w:val="center"/>
-              <w:rPr>
-                <w:rFonts w:ascii="HY견고딕" w:eastAsia="HY견고딕"/>
-                <w:sz w:val="32"/>
-                <w:szCs w:val="32"/>
-              </w:rPr>
-            </w:pPr>
-            <w:r>
-              <w:rPr>
-                <w:rFonts w:ascii="HY견고딕" w:eastAsia="HY견고딕" w:hint="eastAsia"/>
-                <w:sz w:val="32"/>
-                <w:szCs w:val="32"/>
-              </w:rPr>
-              <w:t>4</w:t>
-            </w:r>
-          </w:p>
-        </w:tc>
-        <w:tc>
-          <w:tcPr>
-            <w:tcW w:w="4253" w:type="dxa"/>
-            <w:shd w:val="clear" w:color="auto" w:fill="CCECFF"/>
-          </w:tcPr>
-          <w:p>
-            <w:pPr>
-              <w:jc w:val="center"/>
-              <w:rPr>
-                <w:rFonts w:ascii="HY견고딕" w:eastAsia="HY견고딕"/>
-                <w:sz w:val="32"/>
-                <w:szCs w:val="32"/>
-              </w:rPr>
-            </w:pPr>
-            <w:r>
-              <w:rPr>
-                <w:rFonts w:ascii="HY견고딕" w:eastAsia="HY견고딕" w:hint="eastAsia"/>
-                <w:sz w:val="32"/>
-                <w:szCs w:val="32"/>
-              </w:rPr>
-              <w:t xml:space="preserve">1010 </w:t>
-            </w:r>
-            <w:r>
-              <w:rPr>
-                <w:rFonts w:ascii="HY견고딕" w:eastAsia="HY견고딕"/>
-                <w:sz w:val="32"/>
-                <w:szCs w:val="32"/>
-              </w:rPr>
-              <w:t>seconds</w:t>
-            </w:r>
-          </w:p>
-        </w:tc>
-      </w:tr>
-      <w:tr>
-        <w:trPr>
-          <w:trHeight w:val="150"/>
-        </w:trPr>
-        <w:tc>
-          <w:tcPr>
-            <w:tcW w:w="3782" w:type="dxa"/>
-            <w:vMerge/>
-            <w:shd w:val="clear" w:color="auto" w:fill="CCECFF"/>
-          </w:tcPr>
-          <w:p>
-            <w:pPr>
-              <w:jc w:val="center"/>
-              <w:rPr>
-                <w:rFonts w:ascii="HY견고딕" w:eastAsia="HY견고딕"/>
-                <w:sz w:val="28"/>
-                <w:szCs w:val="28"/>
-              </w:rPr>
-            </w:pPr>
-          </w:p>
-        </w:tc>
-        <w:tc>
-          <w:tcPr>
-            <w:tcW w:w="2450" w:type="dxa"/>
-            <w:shd w:val="clear" w:color="auto" w:fill="CCECFF"/>
-          </w:tcPr>
-          <w:p>
-            <w:pPr>
-              <w:jc w:val="center"/>
-              <w:rPr>
-                <w:rFonts w:ascii="HY견고딕" w:eastAsia="HY견고딕"/>
-                <w:sz w:val="32"/>
-                <w:szCs w:val="32"/>
-              </w:rPr>
-            </w:pPr>
-            <w:r>
-              <w:rPr>
-                <w:rFonts w:ascii="HY견고딕" w:eastAsia="HY견고딕" w:hint="eastAsia"/>
-                <w:sz w:val="32"/>
-                <w:szCs w:val="32"/>
-              </w:rPr>
-              <w:t>8</w:t>
-            </w:r>
-          </w:p>
-        </w:tc>
-        <w:tc>
-          <w:tcPr>
-            <w:tcW w:w="4253" w:type="dxa"/>
-            <w:shd w:val="clear" w:color="auto" w:fill="CCECFF"/>
-          </w:tcPr>
-          <w:p>
-            <w:pPr>
-              <w:jc w:val="center"/>
-              <w:rPr>
-                <w:rFonts w:ascii="HY견고딕" w:eastAsia="HY견고딕"/>
-                <w:sz w:val="32"/>
-                <w:szCs w:val="32"/>
-              </w:rPr>
-            </w:pPr>
-            <w:r>
-              <w:rPr>
-                <w:rFonts w:ascii="HY견고딕" w:eastAsia="HY견고딕" w:hint="eastAsia"/>
-                <w:sz w:val="32"/>
-                <w:szCs w:val="32"/>
-              </w:rPr>
-              <w:t>1315</w:t>
-            </w:r>
-            <w:r>
-              <w:rPr>
-                <w:rFonts w:ascii="HY견고딕" w:eastAsia="HY견고딕"/>
-                <w:sz w:val="32"/>
-                <w:szCs w:val="32"/>
-              </w:rPr>
-              <w:t xml:space="preserve"> seconds</w:t>
-            </w:r>
-          </w:p>
-        </w:tc>
-      </w:tr>
-      <w:tr>
-        <w:trPr>
-          <w:trHeight w:val="150"/>
-        </w:trPr>
-        <w:tc>
-          <w:tcPr>
-            <w:tcW w:w="3782" w:type="dxa"/>
-            <w:vMerge/>
-            <w:shd w:val="clear" w:color="auto" w:fill="CCECFF"/>
-          </w:tcPr>
-          <w:p>
-            <w:pPr>
-              <w:jc w:val="center"/>
-              <w:rPr>
-                <w:rFonts w:ascii="HY견고딕" w:eastAsia="HY견고딕"/>
-                <w:sz w:val="28"/>
-                <w:szCs w:val="28"/>
-              </w:rPr>
-            </w:pPr>
-          </w:p>
-        </w:tc>
-        <w:tc>
-          <w:tcPr>
-            <w:tcW w:w="2450" w:type="dxa"/>
-            <w:shd w:val="clear" w:color="auto" w:fill="CCECFF"/>
-          </w:tcPr>
-          <w:p>
-            <w:pPr>
-              <w:jc w:val="center"/>
-              <w:rPr>
-                <w:rFonts w:ascii="HY견고딕" w:eastAsia="HY견고딕"/>
-                <w:sz w:val="32"/>
-                <w:szCs w:val="32"/>
-              </w:rPr>
-            </w:pPr>
-            <w:r>
-              <w:rPr>
-                <w:rFonts w:ascii="HY견고딕" w:eastAsia="HY견고딕" w:hint="eastAsia"/>
-                <w:sz w:val="32"/>
-                <w:szCs w:val="32"/>
-              </w:rPr>
-              <w:t>16</w:t>
-            </w:r>
-          </w:p>
-        </w:tc>
-        <w:tc>
-          <w:tcPr>
-            <w:tcW w:w="4253" w:type="dxa"/>
-            <w:shd w:val="clear" w:color="auto" w:fill="CCECFF"/>
-          </w:tcPr>
-          <w:p>
-            <w:pPr>
-              <w:jc w:val="center"/>
-              <w:rPr>
-                <w:rFonts w:ascii="HY견고딕" w:eastAsia="HY견고딕"/>
-                <w:sz w:val="32"/>
-                <w:szCs w:val="32"/>
-              </w:rPr>
-            </w:pPr>
-            <w:r>
-              <w:rPr>
-                <w:rFonts w:ascii="HY견고딕" w:eastAsia="HY견고딕" w:hint="eastAsia"/>
-                <w:sz w:val="32"/>
-                <w:szCs w:val="32"/>
-              </w:rPr>
-              <w:t>5663</w:t>
-            </w:r>
-            <w:r>
-              <w:rPr>
-                <w:rFonts w:ascii="HY견고딕" w:eastAsia="HY견고딕" w:hint="eastAsia"/>
-                <w:sz w:val="32"/>
-                <w:szCs w:val="32"/>
-              </w:rPr>
-              <w:t xml:space="preserve"> </w:t>
-            </w:r>
-            <w:r>
-              <w:rPr>
-                <w:rFonts w:ascii="HY견고딕" w:eastAsia="HY견고딕"/>
-                <w:sz w:val="32"/>
-                <w:szCs w:val="32"/>
-              </w:rPr>
-              <w:t>seconds</w:t>
-            </w:r>
-          </w:p>
-        </w:tc>
-      </w:tr>
-      <w:tr>
-        <w:trPr>
-          <w:trHeight w:val="150"/>
-        </w:trPr>
-        <w:tc>
-          <w:tcPr>
-            <w:tcW w:w="3782" w:type="dxa"/>
-            <w:vMerge w:val="restart"/>
-            <w:shd w:val="clear" w:color="auto" w:fill="CCECFF"/>
-          </w:tcPr>
-          <w:p>
-            <w:pPr>
-              <w:jc w:val="center"/>
-              <w:rPr>
-                <w:rFonts w:ascii="HY견고딕" w:eastAsia="HY견고딕"/>
-                <w:sz w:val="28"/>
-                <w:szCs w:val="28"/>
-              </w:rPr>
-            </w:pPr>
-            <w:r>
-              <w:rPr>
-                <w:rFonts w:ascii="HY견고딕" w:eastAsia="HY견고딕" w:hint="eastAsia"/>
-                <w:sz w:val="28"/>
-                <w:szCs w:val="28"/>
-              </w:rPr>
-              <w:t>시야처리를 적용하지 않았을 때</w:t>
-            </w:r>
-          </w:p>
-        </w:tc>
-        <w:tc>
-          <w:tcPr>
-            <w:tcW w:w="2450" w:type="dxa"/>
-            <w:shd w:val="clear" w:color="auto" w:fill="CCECFF"/>
-          </w:tcPr>
-          <w:p>
-            <w:pPr>
-              <w:jc w:val="center"/>
-              <w:rPr>
-                <w:rFonts w:ascii="HY견고딕" w:eastAsia="HY견고딕"/>
-                <w:sz w:val="32"/>
-                <w:szCs w:val="32"/>
-              </w:rPr>
-            </w:pPr>
-            <w:r>
-              <w:rPr>
-                <w:rFonts w:ascii="HY견고딕" w:eastAsia="HY견고딕" w:hint="eastAsia"/>
-                <w:sz w:val="32"/>
-                <w:szCs w:val="32"/>
-              </w:rPr>
-              <w:t>1</w:t>
-            </w:r>
-          </w:p>
-        </w:tc>
-        <w:tc>
-          <w:tcPr>
-            <w:tcW w:w="4253" w:type="dxa"/>
-            <w:shd w:val="clear" w:color="auto" w:fill="CCECFF"/>
-          </w:tcPr>
-          <w:p>
-            <w:pPr>
-              <w:jc w:val="center"/>
-              <w:rPr>
-                <w:rFonts w:ascii="HY견고딕" w:eastAsia="HY견고딕"/>
-                <w:sz w:val="32"/>
-                <w:szCs w:val="32"/>
-              </w:rPr>
-            </w:pPr>
-            <w:r>
-              <w:rPr>
-                <w:rFonts w:ascii="HY견고딕" w:eastAsia="HY견고딕" w:hint="eastAsia"/>
-                <w:sz w:val="32"/>
-                <w:szCs w:val="32"/>
-              </w:rPr>
-              <w:t xml:space="preserve">14981 </w:t>
-            </w:r>
-            <w:r>
-              <w:rPr>
-                <w:rFonts w:ascii="HY견고딕" w:eastAsia="HY견고딕"/>
-                <w:sz w:val="32"/>
-                <w:szCs w:val="32"/>
-              </w:rPr>
-              <w:t>seconds</w:t>
-            </w:r>
-          </w:p>
-        </w:tc>
-      </w:tr>
-      <w:tr>
-        <w:trPr>
-          <w:trHeight w:val="150"/>
-        </w:trPr>
-        <w:tc>
-          <w:tcPr>
-            <w:tcW w:w="3782" w:type="dxa"/>
-            <w:vMerge/>
-            <w:shd w:val="clear" w:color="auto" w:fill="CCECFF"/>
-          </w:tcPr>
-          <w:p>
-            <w:pPr>
-              <w:jc w:val="center"/>
-              <w:rPr>
-                <w:rFonts w:ascii="HY견고딕" w:eastAsia="HY견고딕"/>
-                <w:sz w:val="28"/>
-                <w:szCs w:val="28"/>
-              </w:rPr>
-            </w:pPr>
-          </w:p>
-        </w:tc>
-        <w:tc>
-          <w:tcPr>
-            <w:tcW w:w="2450" w:type="dxa"/>
-            <w:shd w:val="clear" w:color="auto" w:fill="CCECFF"/>
-          </w:tcPr>
-          <w:p>
-            <w:pPr>
-              <w:jc w:val="center"/>
-              <w:rPr>
-                <w:rFonts w:ascii="HY견고딕" w:eastAsia="HY견고딕"/>
-                <w:sz w:val="32"/>
-                <w:szCs w:val="32"/>
-              </w:rPr>
-            </w:pPr>
-            <w:r>
-              <w:rPr>
-                <w:rFonts w:ascii="HY견고딕" w:eastAsia="HY견고딕" w:hint="eastAsia"/>
-                <w:sz w:val="32"/>
-                <w:szCs w:val="32"/>
-              </w:rPr>
-              <w:t>2</w:t>
-            </w:r>
-          </w:p>
-        </w:tc>
-        <w:tc>
-          <w:tcPr>
-            <w:tcW w:w="4253" w:type="dxa"/>
-            <w:shd w:val="clear" w:color="auto" w:fill="CCECFF"/>
-          </w:tcPr>
-          <w:p>
-            <w:pPr>
-              <w:jc w:val="center"/>
-              <w:rPr>
-                <w:rFonts w:ascii="HY견고딕" w:eastAsia="HY견고딕"/>
-                <w:sz w:val="32"/>
-                <w:szCs w:val="32"/>
-              </w:rPr>
-            </w:pPr>
-            <w:r>
-              <w:rPr>
-                <w:rFonts w:ascii="HY견고딕" w:eastAsia="HY견고딕" w:hint="eastAsia"/>
-                <w:sz w:val="32"/>
-                <w:szCs w:val="32"/>
-              </w:rPr>
-              <w:t xml:space="preserve">13627 </w:t>
-            </w:r>
-            <w:r>
-              <w:rPr>
-                <w:rFonts w:ascii="HY견고딕" w:eastAsia="HY견고딕"/>
-                <w:sz w:val="32"/>
-                <w:szCs w:val="32"/>
-              </w:rPr>
-              <w:t>seconds</w:t>
-            </w:r>
-          </w:p>
-        </w:tc>
-      </w:tr>
-      <w:tr>
-        <w:trPr>
-          <w:trHeight w:val="150"/>
-        </w:trPr>
-        <w:tc>
-          <w:tcPr>
-            <w:tcW w:w="3782" w:type="dxa"/>
-            <w:vMerge/>
-            <w:shd w:val="clear" w:color="auto" w:fill="CCECFF"/>
-          </w:tcPr>
-          <w:p>
-            <w:pPr>
-              <w:jc w:val="center"/>
-              <w:rPr>
-                <w:rFonts w:ascii="HY견고딕" w:eastAsia="HY견고딕"/>
-                <w:sz w:val="28"/>
-                <w:szCs w:val="28"/>
-              </w:rPr>
-            </w:pPr>
-          </w:p>
-        </w:tc>
-        <w:tc>
-          <w:tcPr>
-            <w:tcW w:w="2450" w:type="dxa"/>
-            <w:shd w:val="clear" w:color="auto" w:fill="CCECFF"/>
-          </w:tcPr>
-          <w:p>
-            <w:pPr>
-              <w:jc w:val="center"/>
-              <w:rPr>
-                <w:rFonts w:ascii="HY견고딕" w:eastAsia="HY견고딕"/>
-                <w:sz w:val="32"/>
-                <w:szCs w:val="32"/>
-              </w:rPr>
-            </w:pPr>
-            <w:r>
-              <w:rPr>
-                <w:rFonts w:ascii="HY견고딕" w:eastAsia="HY견고딕" w:hint="eastAsia"/>
-                <w:sz w:val="32"/>
-                <w:szCs w:val="32"/>
-              </w:rPr>
-              <w:t>4</w:t>
-            </w:r>
-          </w:p>
-        </w:tc>
-        <w:tc>
-          <w:tcPr>
-            <w:tcW w:w="4253" w:type="dxa"/>
-            <w:shd w:val="clear" w:color="auto" w:fill="CCECFF"/>
-          </w:tcPr>
-          <w:p>
-            <w:pPr>
-              <w:jc w:val="center"/>
-              <w:rPr>
-                <w:rFonts w:ascii="HY견고딕" w:eastAsia="HY견고딕"/>
-                <w:sz w:val="32"/>
-                <w:szCs w:val="32"/>
-              </w:rPr>
-            </w:pPr>
-            <w:r>
-              <w:rPr>
-                <w:rFonts w:ascii="HY견고딕" w:eastAsia="HY견고딕" w:hint="eastAsia"/>
-                <w:sz w:val="32"/>
-                <w:szCs w:val="32"/>
-              </w:rPr>
-              <w:t xml:space="preserve">18356 </w:t>
-            </w:r>
-            <w:r>
-              <w:rPr>
-                <w:rFonts w:ascii="HY견고딕" w:eastAsia="HY견고딕"/>
-                <w:sz w:val="32"/>
-                <w:szCs w:val="32"/>
-              </w:rPr>
-              <w:t>seconds</w:t>
-            </w:r>
-          </w:p>
-        </w:tc>
-      </w:tr>
-      <w:tr>
-        <w:trPr>
-          <w:trHeight w:val="150"/>
-        </w:trPr>
-        <w:tc>
-          <w:tcPr>
-            <w:tcW w:w="3782" w:type="dxa"/>
-            <w:vMerge/>
-            <w:shd w:val="clear" w:color="auto" w:fill="CCECFF"/>
-          </w:tcPr>
-          <w:p>
-            <w:pPr>
-              <w:jc w:val="center"/>
-              <w:rPr>
-                <w:rFonts w:ascii="HY견고딕" w:eastAsia="HY견고딕"/>
-                <w:sz w:val="28"/>
-                <w:szCs w:val="28"/>
-              </w:rPr>
-            </w:pPr>
-          </w:p>
-        </w:tc>
-        <w:tc>
-          <w:tcPr>
-            <w:tcW w:w="2450" w:type="dxa"/>
-            <w:shd w:val="clear" w:color="auto" w:fill="CCECFF"/>
-          </w:tcPr>
-          <w:p>
-            <w:pPr>
-              <w:jc w:val="center"/>
-              <w:rPr>
-                <w:rFonts w:ascii="HY견고딕" w:eastAsia="HY견고딕"/>
-                <w:sz w:val="32"/>
-                <w:szCs w:val="32"/>
-              </w:rPr>
-            </w:pPr>
-            <w:r>
-              <w:rPr>
-                <w:rFonts w:ascii="HY견고딕" w:eastAsia="HY견고딕" w:hint="eastAsia"/>
-                <w:sz w:val="32"/>
-                <w:szCs w:val="32"/>
-              </w:rPr>
-              <w:t>8</w:t>
-            </w:r>
-          </w:p>
-        </w:tc>
-        <w:tc>
-          <w:tcPr>
-            <w:tcW w:w="4253" w:type="dxa"/>
-            <w:shd w:val="clear" w:color="auto" w:fill="CCECFF"/>
-          </w:tcPr>
-          <w:p>
-            <w:pPr>
-              <w:jc w:val="center"/>
-              <w:rPr>
-                <w:rFonts w:ascii="HY견고딕" w:eastAsia="HY견고딕"/>
-                <w:sz w:val="32"/>
-                <w:szCs w:val="32"/>
-              </w:rPr>
-            </w:pPr>
-            <w:r>
-              <w:rPr>
-                <w:rFonts w:ascii="HY견고딕" w:eastAsia="HY견고딕" w:hint="eastAsia"/>
-                <w:sz w:val="32"/>
-                <w:szCs w:val="32"/>
-              </w:rPr>
-              <w:t xml:space="preserve">26877 </w:t>
-            </w:r>
-            <w:r>
-              <w:rPr>
-                <w:rFonts w:ascii="HY견고딕" w:eastAsia="HY견고딕"/>
-                <w:sz w:val="32"/>
-                <w:szCs w:val="32"/>
-              </w:rPr>
-              <w:t>seconds</w:t>
-            </w:r>
-          </w:p>
-        </w:tc>
-      </w:tr>
-      <w:tr>
-        <w:trPr>
-          <w:trHeight w:val="150"/>
-        </w:trPr>
-        <w:tc>
-          <w:tcPr>
-            <w:tcW w:w="3782" w:type="dxa"/>
-            <w:vMerge/>
-            <w:shd w:val="clear" w:color="auto" w:fill="CCECFF"/>
-          </w:tcPr>
-          <w:p>
-            <w:pPr>
-              <w:jc w:val="center"/>
-              <w:rPr>
-                <w:rFonts w:ascii="HY견고딕" w:eastAsia="HY견고딕"/>
-                <w:sz w:val="28"/>
-                <w:szCs w:val="28"/>
-              </w:rPr>
-            </w:pPr>
-          </w:p>
-        </w:tc>
-        <w:tc>
-          <w:tcPr>
-            <w:tcW w:w="2450" w:type="dxa"/>
-            <w:shd w:val="clear" w:color="auto" w:fill="CCECFF"/>
-          </w:tcPr>
-          <w:p>
-            <w:pPr>
-              <w:jc w:val="center"/>
-              <w:rPr>
-                <w:rFonts w:ascii="HY견고딕" w:eastAsia="HY견고딕"/>
-                <w:sz w:val="32"/>
-                <w:szCs w:val="32"/>
-              </w:rPr>
-            </w:pPr>
-            <w:r>
-              <w:rPr>
-                <w:rFonts w:ascii="HY견고딕" w:eastAsia="HY견고딕" w:hint="eastAsia"/>
-                <w:sz w:val="32"/>
-                <w:szCs w:val="32"/>
-              </w:rPr>
-              <w:t>16</w:t>
-            </w:r>
-          </w:p>
-        </w:tc>
-        <w:tc>
-          <w:tcPr>
-            <w:tcW w:w="4253" w:type="dxa"/>
-            <w:shd w:val="clear" w:color="auto" w:fill="CCECFF"/>
-          </w:tcPr>
-          <w:p>
-            <w:pPr>
-              <w:jc w:val="center"/>
-              <w:rPr>
-                <w:rFonts w:ascii="HY견고딕" w:eastAsia="HY견고딕"/>
-                <w:sz w:val="32"/>
-                <w:szCs w:val="32"/>
-              </w:rPr>
-            </w:pPr>
-            <w:r>
-              <w:rPr>
-                <w:rFonts w:ascii="HY견고딕" w:eastAsia="HY견고딕" w:hint="eastAsia"/>
-                <w:sz w:val="32"/>
-                <w:szCs w:val="32"/>
-              </w:rPr>
-              <w:t xml:space="preserve">29370 </w:t>
-            </w:r>
-            <w:r>
-              <w:rPr>
-                <w:rFonts w:ascii="HY견고딕" w:eastAsia="HY견고딕"/>
-                <w:sz w:val="32"/>
-                <w:szCs w:val="32"/>
-              </w:rPr>
-              <w:t>seconds</w:t>
+              <w:drawing>
+                <wp:inline distT="0" distB="0" distL="0" distR="0" wp14:anchorId="1CD6E5F9" wp14:editId="68FA2BF1">
+                  <wp:extent cx="3959265" cy="1920240"/>
+                  <wp:effectExtent l="0" t="0" r="3175" b="3810"/>
+                  <wp:docPr id="1620973358" name="그림 1"/>
+                  <wp:cNvGraphicFramePr>
+                    <a:graphicFrameLocks xmlns:a="http://schemas.openxmlformats.org/drawingml/2006/main" noChangeAspect="1"/>
+                  </wp:cNvGraphicFramePr>
+                  <a:graphic xmlns:a="http://schemas.openxmlformats.org/drawingml/2006/main">
+                    <a:graphicData uri="http://schemas.openxmlformats.org/drawingml/2006/picture">
+                      <pic:pic xmlns:pic="http://schemas.openxmlformats.org/drawingml/2006/picture">
+                        <pic:nvPicPr>
+                          <pic:cNvPr id="1620973358" name=""/>
+                          <pic:cNvPicPr/>
+                        </pic:nvPicPr>
+                        <pic:blipFill>
+                          <a:blip r:embed="rId9"/>
+                          <a:stretch>
+                            <a:fillRect/>
+                          </a:stretch>
+                        </pic:blipFill>
+                        <pic:spPr>
+                          <a:xfrm>
+                            <a:off x="0" y="0"/>
+                            <a:ext cx="3969919" cy="1925407"/>
+                          </a:xfrm>
+                          <a:prstGeom prst="rect">
+                            <a:avLst/>
+                          </a:prstGeom>
+                        </pic:spPr>
+                      </pic:pic>
+                    </a:graphicData>
+                  </a:graphic>
+                </wp:inline>
+              </w:drawing>
             </w:r>
           </w:p>
         </w:tc>
@@ -1117,101 +682,16 @@
           <w:szCs w:val="32"/>
         </w:rPr>
       </w:pPr>
-      <w:r>
+    </w:p>
+    <w:p>
+      <w:pPr>
+        <w:jc w:val="center"/>
         <w:rPr>
           <w:rFonts w:ascii="HY견고딕" w:eastAsia="HY견고딕"/>
           <w:sz w:val="32"/>
           <w:szCs w:val="32"/>
         </w:rPr>
-        <w:drawing>
-          <wp:inline distT="0" distB="0" distL="0" distR="0" wp14:anchorId="75FD76DB" wp14:editId="09F4504E">
-            <wp:extent cx="6645910" cy="2781300"/>
-            <wp:effectExtent l="0" t="0" r="2540" b="0"/>
-            <wp:docPr id="36158473" name="그림 1"/>
-            <wp:cNvGraphicFramePr>
-              <a:graphicFrameLocks xmlns:a="http://schemas.openxmlformats.org/drawingml/2006/main" noChangeAspect="1"/>
-            </wp:cNvGraphicFramePr>
-            <a:graphic xmlns:a="http://schemas.openxmlformats.org/drawingml/2006/main">
-              <a:graphicData uri="http://schemas.openxmlformats.org/drawingml/2006/picture">
-                <pic:pic xmlns:pic="http://schemas.openxmlformats.org/drawingml/2006/picture">
-                  <pic:nvPicPr>
-                    <pic:cNvPr id="36158473" name=""/>
-                    <pic:cNvPicPr/>
-                  </pic:nvPicPr>
-                  <pic:blipFill>
-                    <a:blip r:embed="rId7"/>
-                    <a:stretch>
-                      <a:fillRect/>
-                    </a:stretch>
-                  </pic:blipFill>
-                  <pic:spPr>
-                    <a:xfrm>
-                      <a:off x="0" y="0"/>
-                      <a:ext cx="6645910" cy="2781300"/>
-                    </a:xfrm>
-                    <a:prstGeom prst="rect">
-                      <a:avLst/>
-                    </a:prstGeom>
-                  </pic:spPr>
-                </pic:pic>
-              </a:graphicData>
-            </a:graphic>
-          </wp:inline>
-        </w:drawing>
-      </w:r>
-    </w:p>
-    <w:p>
-      <w:pPr>
-        <w:jc w:val="center"/>
-        <w:rPr>
-          <w:rFonts w:ascii="HY견고딕" w:eastAsia="HY견고딕" w:hint="eastAsia"/>
-          <w:sz w:val="32"/>
-          <w:szCs w:val="32"/>
-        </w:rPr>
       </w:pPr>
-      <w:r>
-        <w:rPr>
-          <w:rFonts w:ascii="HY견고딕" w:eastAsia="HY견고딕"/>
-          <w:sz w:val="32"/>
-          <w:szCs w:val="32"/>
-        </w:rPr>
-        <w:lastRenderedPageBreak/>
-        <w:drawing>
-          <wp:inline distT="0" distB="0" distL="0" distR="0" wp14:anchorId="4C9D7DFA" wp14:editId="6295B00F">
-            <wp:extent cx="6645910" cy="3879215"/>
-            <wp:effectExtent l="0" t="0" r="2540" b="6985"/>
-            <wp:docPr id="1500138184" name="그림 1"/>
-            <wp:cNvGraphicFramePr>
-              <a:graphicFrameLocks xmlns:a="http://schemas.openxmlformats.org/drawingml/2006/main" noChangeAspect="1"/>
-            </wp:cNvGraphicFramePr>
-            <a:graphic xmlns:a="http://schemas.openxmlformats.org/drawingml/2006/main">
-              <a:graphicData uri="http://schemas.openxmlformats.org/drawingml/2006/picture">
-                <pic:pic xmlns:pic="http://schemas.openxmlformats.org/drawingml/2006/picture">
-                  <pic:nvPicPr>
-                    <pic:cNvPr id="1500138184" name=""/>
-                    <pic:cNvPicPr/>
-                  </pic:nvPicPr>
-                  <pic:blipFill>
-                    <a:blip r:embed="rId8"/>
-                    <a:stretch>
-                      <a:fillRect/>
-                    </a:stretch>
-                  </pic:blipFill>
-                  <pic:spPr>
-                    <a:xfrm>
-                      <a:off x="0" y="0"/>
-                      <a:ext cx="6645910" cy="3879215"/>
-                    </a:xfrm>
-                    <a:prstGeom prst="rect">
-                      <a:avLst/>
-                    </a:prstGeom>
-                  </pic:spPr>
-                </pic:pic>
-              </a:graphicData>
-            </a:graphic>
-          </wp:inline>
-        </w:drawing>
-      </w:r>
     </w:p>
     <w:sectPr>
       <w:pgSz w:w="11906" w:h="16838"/>
